--- a/docs/user-guide/MyTV-Auto-Test-Huong-dan-su-dung.docx
+++ b/docs/user-guide/MyTV-Auto-Test-Huong-dan-su-dung.docx
@@ -73,8 +73,8 @@
         <w:pBdr>
           <w:left w:val="single" w:sz="22" w:space="10" w:color="2E74B5"/>
         </w:pBdr>
-        <w:shd w:fill="F4F6F9" w:val="clear"/>
-        <w:ind w:start="173" w:end="115"/>
+        <w:shd w:val="clear" w:fill="F4F6F9"/>
+        <w:ind w:left="173" w:right="115"/>
         <w:rPr/>
       </w:pPr>
       <w:r>
@@ -109,7 +109,7 @@
       <w:pPr>
         <w:pStyle w:val="TOCHeading"/>
         <w:spacing w:before="0" w:after="160"/>
-        <w:jc w:val="start"/>
+        <w:jc w:val="left"/>
         <w:rPr/>
       </w:pPr>
       <w:bookmarkStart w:id="0" w:name="TOC"/>
@@ -122,7 +122,7 @@
     <w:p>
       <w:pPr>
         <w:pStyle w:val="TOC1"/>
-        <w:ind w:start="0"/>
+        <w:ind w:left="0"/>
         <w:rPr/>
       </w:pPr>
       <w:hyperlink w:anchor="sec001">
@@ -139,7 +139,7 @@
     <w:p>
       <w:pPr>
         <w:pStyle w:val="TOC1"/>
-        <w:ind w:start="0"/>
+        <w:ind w:left="0"/>
         <w:rPr/>
       </w:pPr>
       <w:hyperlink w:anchor="sec002">
@@ -156,7 +156,7 @@
     <w:p>
       <w:pPr>
         <w:pStyle w:val="TOC2"/>
-        <w:ind w:start="346"/>
+        <w:ind w:left="346"/>
         <w:rPr/>
       </w:pPr>
       <w:hyperlink w:anchor="sec003">
@@ -173,7 +173,7 @@
     <w:p>
       <w:pPr>
         <w:pStyle w:val="TOC2"/>
-        <w:ind w:start="346"/>
+        <w:ind w:left="346"/>
         <w:rPr/>
       </w:pPr>
       <w:hyperlink w:anchor="sec004">
@@ -190,7 +190,7 @@
     <w:p>
       <w:pPr>
         <w:pStyle w:val="TOC2"/>
-        <w:ind w:start="346"/>
+        <w:ind w:left="346"/>
         <w:rPr/>
       </w:pPr>
       <w:hyperlink w:anchor="sec005">
@@ -207,7 +207,7 @@
     <w:p>
       <w:pPr>
         <w:pStyle w:val="TOC1"/>
-        <w:ind w:start="0"/>
+        <w:ind w:left="0"/>
         <w:rPr/>
       </w:pPr>
       <w:hyperlink w:anchor="sec006">
@@ -224,7 +224,7 @@
     <w:p>
       <w:pPr>
         <w:pStyle w:val="TOC2"/>
-        <w:ind w:start="346"/>
+        <w:ind w:left="346"/>
         <w:rPr/>
       </w:pPr>
       <w:hyperlink w:anchor="sec007">
@@ -241,7 +241,7 @@
     <w:p>
       <w:pPr>
         <w:pStyle w:val="TOC2"/>
-        <w:ind w:start="346"/>
+        <w:ind w:left="346"/>
         <w:rPr/>
       </w:pPr>
       <w:hyperlink w:anchor="sec008">
@@ -258,7 +258,7 @@
     <w:p>
       <w:pPr>
         <w:pStyle w:val="TOC2"/>
-        <w:ind w:start="346"/>
+        <w:ind w:left="346"/>
         <w:rPr/>
       </w:pPr>
       <w:hyperlink w:anchor="sec009">
@@ -275,7 +275,7 @@
     <w:p>
       <w:pPr>
         <w:pStyle w:val="TOC2"/>
-        <w:ind w:start="346"/>
+        <w:ind w:left="346"/>
         <w:rPr/>
       </w:pPr>
       <w:hyperlink w:anchor="sec010">
@@ -292,7 +292,7 @@
     <w:p>
       <w:pPr>
         <w:pStyle w:val="TOC1"/>
-        <w:ind w:start="0"/>
+        <w:ind w:left="0"/>
         <w:rPr/>
       </w:pPr>
       <w:hyperlink w:anchor="sec011">
@@ -309,7 +309,7 @@
     <w:p>
       <w:pPr>
         <w:pStyle w:val="TOC2"/>
-        <w:ind w:start="346"/>
+        <w:ind w:left="346"/>
         <w:rPr/>
       </w:pPr>
       <w:hyperlink w:anchor="sec012">
@@ -326,7 +326,7 @@
     <w:p>
       <w:pPr>
         <w:pStyle w:val="TOC2"/>
-        <w:ind w:start="346"/>
+        <w:ind w:left="346"/>
         <w:rPr/>
       </w:pPr>
       <w:hyperlink w:anchor="sec013">
@@ -343,7 +343,7 @@
     <w:p>
       <w:pPr>
         <w:pStyle w:val="TOC2"/>
-        <w:ind w:start="346"/>
+        <w:ind w:left="346"/>
         <w:rPr/>
       </w:pPr>
       <w:hyperlink w:anchor="sec014">
@@ -360,7 +360,7 @@
     <w:p>
       <w:pPr>
         <w:pStyle w:val="TOC2"/>
-        <w:ind w:start="346"/>
+        <w:ind w:left="346"/>
         <w:rPr/>
       </w:pPr>
       <w:hyperlink w:anchor="sec015">
@@ -377,7 +377,7 @@
     <w:p>
       <w:pPr>
         <w:pStyle w:val="TOC2"/>
-        <w:ind w:start="346"/>
+        <w:ind w:left="346"/>
         <w:rPr/>
       </w:pPr>
       <w:hyperlink w:anchor="sec016">
@@ -434,8 +434,8 @@
         <w:pBdr>
           <w:left w:val="single" w:sz="22" w:space="10" w:color="2E74B5"/>
         </w:pBdr>
-        <w:shd w:fill="F4F6F9" w:val="clear"/>
-        <w:ind w:start="173" w:end="115"/>
+        <w:shd w:val="clear" w:fill="F4F6F9"/>
+        <w:ind w:left="173" w:right="115"/>
         <w:rPr/>
       </w:pPr>
       <w:r>
@@ -469,7 +469,7 @@
           <wp:inline distT="0" distB="0" distL="0" distR="0">
             <wp:extent cx="5257800" cy="2955925"/>
             <wp:effectExtent l="0" t="0" r="0" b="0"/>
-            <wp:docPr id="1" name="Picture 1" descr="Workspace MyTV Auto Test được đánh số từ 1 đến 8." title="Hình 1. Workspace chính với số đánh dấu các khu vực cần dùng."/>
+            <wp:docPr id="1" name="Picture 1" descr="Hình 1. Workspace chính với số đánh dấu các khu vực cần dùng.&#10;Workspace MyTV Auto Test được đánh số từ 1 đến 8."/>
             <wp:cNvGraphicFramePr>
               <a:graphicFrameLocks xmlns:a="http://schemas.openxmlformats.org/drawingml/2006/main" noChangeAspect="1"/>
             </wp:cNvGraphicFramePr>
@@ -477,7 +477,7 @@
               <a:graphicData uri="http://schemas.openxmlformats.org/drawingml/2006/picture">
                 <pic:pic xmlns:pic="http://schemas.openxmlformats.org/drawingml/2006/picture">
                   <pic:nvPicPr>
-                    <pic:cNvPr id="1" name="Picture 1" descr="Workspace MyTV Auto Test được đánh số từ 1 đến 8." title="Hình 1. Workspace chính với số đánh dấu các khu vực cần dùng."/>
+                    <pic:cNvPr id="1" name="Picture 1" descr="Hình 1. Workspace chính với số đánh dấu các khu vực cần dùng.&#10;Workspace MyTV Auto Test được đánh số từ 1 đến 8."/>
                     <pic:cNvPicPr>
                       <a:picLocks noChangeAspect="1" noChangeArrowheads="1"/>
                     </pic:cNvPicPr>
@@ -533,7 +533,7 @@
         <w:pStyle w:val="ListNumber"/>
         <w:numPr>
           <w:ilvl w:val="0"/>
-          <w:numId w:val="15"/>
+          <w:numId w:val="16"/>
         </w:numPr>
         <w:spacing w:lineRule="auto" w:line="300" w:before="0" w:after="80"/>
         <w:contextualSpacing/>
@@ -549,7 +549,7 @@
         <w:pStyle w:val="ListNumber"/>
         <w:numPr>
           <w:ilvl w:val="0"/>
-          <w:numId w:val="7"/>
+          <w:numId w:val="8"/>
         </w:numPr>
         <w:spacing w:lineRule="auto" w:line="300" w:before="0" w:after="80"/>
         <w:contextualSpacing/>
@@ -565,7 +565,7 @@
         <w:pStyle w:val="ListNumber"/>
         <w:numPr>
           <w:ilvl w:val="0"/>
-          <w:numId w:val="7"/>
+          <w:numId w:val="8"/>
         </w:numPr>
         <w:spacing w:lineRule="auto" w:line="300" w:before="0" w:after="80"/>
         <w:contextualSpacing/>
@@ -581,7 +581,7 @@
         <w:pStyle w:val="ListNumber"/>
         <w:numPr>
           <w:ilvl w:val="0"/>
-          <w:numId w:val="7"/>
+          <w:numId w:val="8"/>
         </w:numPr>
         <w:spacing w:lineRule="auto" w:line="300" w:before="0" w:after="80"/>
         <w:contextualSpacing/>
@@ -597,7 +597,7 @@
         <w:pStyle w:val="ListNumber"/>
         <w:numPr>
           <w:ilvl w:val="0"/>
-          <w:numId w:val="7"/>
+          <w:numId w:val="8"/>
         </w:numPr>
         <w:spacing w:lineRule="auto" w:line="300" w:before="0" w:after="80"/>
         <w:contextualSpacing/>
@@ -613,7 +613,7 @@
         <w:pStyle w:val="ListNumber"/>
         <w:numPr>
           <w:ilvl w:val="0"/>
-          <w:numId w:val="7"/>
+          <w:numId w:val="8"/>
         </w:numPr>
         <w:spacing w:lineRule="auto" w:line="300" w:before="0" w:after="80"/>
         <w:contextualSpacing/>
@@ -629,7 +629,7 @@
         <w:pStyle w:val="ListNumber"/>
         <w:numPr>
           <w:ilvl w:val="0"/>
-          <w:numId w:val="7"/>
+          <w:numId w:val="8"/>
         </w:numPr>
         <w:spacing w:lineRule="auto" w:line="300" w:before="0" w:after="80"/>
         <w:contextualSpacing/>
@@ -645,7 +645,7 @@
         <w:pStyle w:val="ListNumber"/>
         <w:numPr>
           <w:ilvl w:val="0"/>
-          <w:numId w:val="7"/>
+          <w:numId w:val="8"/>
         </w:numPr>
         <w:spacing w:lineRule="auto" w:line="300" w:before="0" w:after="80"/>
         <w:contextualSpacing/>
@@ -664,6 +664,7 @@
         <w:pStyle w:val="Heading1"/>
         <w:keepNext w:val="true"/>
         <w:keepLines w:val="false"/>
+        <w:spacing w:before="0" w:after="200"/>
         <w:rPr/>
       </w:pPr>
       <w:bookmarkStart w:id="2" w:name="sec002"/>
@@ -715,13 +716,13 @@
           <w:numId w:val="1"/>
         </w:numPr>
         <w:spacing w:lineRule="auto" w:line="300" w:before="0" w:after="80"/>
-        <w:ind w:hanging="271" w:start="540"/>
+        <w:ind w:hanging="271" w:left="540"/>
         <w:contextualSpacing/>
         <w:rPr/>
       </w:pPr>
       <w:r>
         <w:rPr/>
-        <w:t>APP_URL: địa chỉ MyTV HTML5 sẽ được mở khi chạy Browser.</w:t>
+        <w:t>API domain: địa chỉ API dùng để tải campaign, folder và test case.</w:t>
       </w:r>
     </w:p>
     <w:p>
@@ -732,13 +733,13 @@
           <w:numId w:val="1"/>
         </w:numPr>
         <w:spacing w:lineRule="auto" w:line="300" w:before="0" w:after="80"/>
-        <w:ind w:hanging="271" w:start="540"/>
+        <w:ind w:hanging="271" w:left="540"/>
         <w:contextualSpacing/>
         <w:rPr/>
       </w:pPr>
       <w:r>
         <w:rPr/>
-        <w:t>API domain: địa chỉ API dùng để tải campaign, folder và test case.</w:t>
+        <w:t>API Authorize: service-token/giá trị authorization do quản trị viên cấp; không chia sẻ giá trị này trong ảnh chụp hoặc Logs.</w:t>
       </w:r>
     </w:p>
     <w:p>
@@ -749,24 +750,7 @@
           <w:numId w:val="1"/>
         </w:numPr>
         <w:spacing w:lineRule="auto" w:line="300" w:before="0" w:after="80"/>
-        <w:ind w:hanging="271" w:start="540"/>
-        <w:contextualSpacing/>
-        <w:rPr/>
-      </w:pPr>
-      <w:r>
-        <w:rPr/>
-        <w:t>API Authorize: service-token/giá trị authorization do quản trị viên cấp; không chia sẻ giá trị này trong ảnh chụp hoặc Logs.</w:t>
-      </w:r>
-    </w:p>
-    <w:p>
-      <w:pPr>
-        <w:pStyle w:val="ListBullet"/>
-        <w:numPr>
-          <w:ilvl w:val="0"/>
-          <w:numId w:val="1"/>
-        </w:numPr>
-        <w:spacing w:lineRule="auto" w:line="300" w:before="0" w:after="80"/>
-        <w:ind w:hanging="271" w:start="540"/>
+        <w:ind w:hanging="271" w:left="540"/>
         <w:contextualSpacing/>
         <w:rPr/>
       </w:pPr>
@@ -794,7 +778,7 @@
           <w:numId w:val="1"/>
         </w:numPr>
         <w:spacing w:lineRule="auto" w:line="300" w:before="0" w:after="80"/>
-        <w:ind w:hanging="271" w:start="540"/>
+        <w:ind w:hanging="271" w:left="540"/>
         <w:contextualSpacing/>
         <w:rPr/>
       </w:pPr>
@@ -814,11 +798,112 @@
       </w:pPr>
       <w:r>
         <w:rPr/>
+        <mc:AlternateContent>
+          <mc:Choice Requires="wps">
+            <w:drawing>
+              <wp:anchor distT="635" distB="635" distL="1270" distR="0" simplePos="0" relativeHeight="12" behindDoc="0" locked="0" layoutInCell="1" allowOverlap="1">
+                <wp:simplePos x="0" y="0"/>
+                <wp:positionH relativeFrom="column">
+                  <wp:posOffset>2401570</wp:posOffset>
+                </wp:positionH>
+                <wp:positionV relativeFrom="paragraph">
+                  <wp:posOffset>1134745</wp:posOffset>
+                </wp:positionV>
+                <wp:extent cx="1280795" cy="190500"/>
+                <wp:effectExtent l="1270" t="635" r="0" b="635"/>
+                <wp:wrapNone/>
+                <wp:docPr id="2" name="Shape 1"/>
+                <a:graphic xmlns:a="http://schemas.openxmlformats.org/drawingml/2006/main">
+                  <a:graphicData uri="http://schemas.microsoft.com/office/word/2010/wordprocessingShape">
+                    <wps:wsp>
+                      <wps:cNvSpPr/>
+                      <wps:spPr>
+                        <a:xfrm>
+                          <a:off x="0" y="0"/>
+                          <a:ext cx="1280880" cy="190440"/>
+                        </a:xfrm>
+                        <a:prstGeom prst="rect">
+                          <a:avLst/>
+                        </a:prstGeom>
+                        <a:solidFill>
+                          <a:srgbClr val="729FCF"/>
+                        </a:solidFill>
+                        <a:ln w="0">
+                          <a:solidFill>
+                            <a:srgbClr val="3465A4"/>
+                          </a:solidFill>
+                        </a:ln>
+                      </wps:spPr>
+                      <wps:style>
+                        <a:lnRef idx="0"/>
+                        <a:fillRef idx="0"/>
+                        <a:effectRef idx="0"/>
+                        <a:fontRef idx="minor"/>
+                      </wps:style>
+                      <wps:txbx>
+                        <w:txbxContent>
+                          <w:p>
+                            <w:pPr>
+                              <w:pStyle w:val="FrameContents"/>
+                              <w:overflowPunct w:val="true"/>
+                              <w:spacing w:lineRule="auto" w:line="240" w:before="0" w:after="0"/>
+                              <w:jc w:val="center"/>
+                              <w:rPr/>
+                            </w:pPr>
+                            <w:r>
+                              <w:rPr>
+                                <w:rFonts w:eastAsia="" w:cs="" w:ascii="Cambria" w:hAnsi="Cambria" w:asciiTheme="minorHAnsi" w:cstheme="minorBidi" w:eastAsiaTheme="minorEastAsia" w:hAnsiTheme="minorHAnsi"/>
+                                <w:color w:val="auto"/>
+                              </w:rPr>
+                              <w:t xml:space="preserve"> </w:t>
+                            </w:r>
+                          </w:p>
+                        </w:txbxContent>
+                      </wps:txbx>
+                      <wps:bodyPr lIns="0" tIns="0" rIns="0" bIns="0" anchor="ctr">
+                        <a:noAutofit/>
+                      </wps:bodyPr>
+                    </wps:wsp>
+                  </a:graphicData>
+                </a:graphic>
+              </wp:anchor>
+            </w:drawing>
+          </mc:Choice>
+          <mc:Fallback>
+            <w:pict>
+              <v:rect id="shape_0" fillcolor="#729fcf" stroked="t" o:allowincell="f" style="position:absolute;margin-left:189.1pt;margin-top:89.35pt;width:100.8pt;height:14.95pt;mso-wrap-style:square;v-text-anchor:middle">
+                <v:fill o:detectmouseclick="t" type="solid" color2="#8d6030"/>
+                <v:stroke color="#3465a4" joinstyle="round" endcap="flat"/>
+                <v:textbox>
+                  <w:txbxContent>
+                    <w:p>
+                      <w:pPr>
+                        <w:pStyle w:val="FrameContents"/>
+                        <w:overflowPunct w:val="true"/>
+                        <w:spacing w:lineRule="auto" w:line="240" w:before="0" w:after="0"/>
+                        <w:jc w:val="center"/>
+                        <w:rPr/>
+                      </w:pPr>
+                      <w:r>
+                        <w:rPr>
+                          <w:rFonts w:eastAsia="" w:cs="" w:ascii="Cambria" w:hAnsi="Cambria" w:asciiTheme="minorHAnsi" w:cstheme="minorBidi" w:eastAsiaTheme="minorEastAsia" w:hAnsiTheme="minorHAnsi"/>
+                          <w:color w:val="auto"/>
+                        </w:rPr>
+                        <w:t xml:space="preserve"> </w:t>
+                      </w:r>
+                    </w:p>
+                  </w:txbxContent>
+                </v:textbox>
+                <w10:wrap type="none"/>
+              </v:rect>
+            </w:pict>
+          </mc:Fallback>
+        </mc:AlternateContent>
         <w:drawing>
           <wp:inline distT="0" distB="0" distL="0" distR="0">
             <wp:extent cx="5715000" cy="3213100"/>
             <wp:effectExtent l="0" t="0" r="0" b="0"/>
-            <wp:docPr id="2" name="Picture 2" descr="Settings tab GUI hiển thị Connection, API domain, Project ID và Environment." title="Hình 2. Settings → GUI: Connection và phần đầu của Network config."/>
+            <wp:docPr id="3" name="Picture 2" descr="Hình 2. Settings → GUI: Connection và phần đầu của Network config.&#10;Settings tab GUI hiển thị Connection, API domain, Project ID và Environment."/>
             <wp:cNvGraphicFramePr>
               <a:graphicFrameLocks xmlns:a="http://schemas.openxmlformats.org/drawingml/2006/main" noChangeAspect="1"/>
             </wp:cNvGraphicFramePr>
@@ -826,7 +911,7 @@
               <a:graphicData uri="http://schemas.openxmlformats.org/drawingml/2006/picture">
                 <pic:pic xmlns:pic="http://schemas.openxmlformats.org/drawingml/2006/picture">
                   <pic:nvPicPr>
-                    <pic:cNvPr id="2" name="Picture 2" descr="Settings tab GUI hiển thị Connection, API domain, Project ID và Environment." title="Hình 2. Settings → GUI: Connection và phần đầu của Network config."/>
+                    <pic:cNvPr id="3" name="Picture 2" descr="Hình 2. Settings → GUI: Connection và phần đầu của Network config.&#10;Settings tab GUI hiển thị Connection, API domain, Project ID và Environment."/>
                     <pic:cNvPicPr>
                       <a:picLocks noChangeAspect="1" noChangeArrowheads="1"/>
                     </pic:cNvPicPr>
@@ -896,7 +981,7 @@
         <w:pStyle w:val="ListNumber"/>
         <w:numPr>
           <w:ilvl w:val="0"/>
-          <w:numId w:val="16"/>
+          <w:numId w:val="17"/>
         </w:numPr>
         <w:spacing w:lineRule="auto" w:line="300" w:before="0" w:after="80"/>
         <w:contextualSpacing/>
@@ -904,7 +989,7 @@
       </w:pPr>
       <w:r>
         <w:rPr/>
-        <w:t>Nhập dòng host theo định dạng do quản trị viên cung cấp vào ô DNS Host. Hình 3 dùng giá trị an toàn minh họa 192.0.2.10 example.test; không dùng giá trị này cho môi trường thật.</w:t>
+        <w:t>Add host để có thể truy cập vào web test.</w:t>
       </w:r>
     </w:p>
     <w:p>
@@ -912,7 +997,7 @@
         <w:pStyle w:val="ListNumber"/>
         <w:numPr>
           <w:ilvl w:val="0"/>
-          <w:numId w:val="7"/>
+          <w:numId w:val="8"/>
         </w:numPr>
         <w:spacing w:lineRule="auto" w:line="300" w:before="0" w:after="80"/>
         <w:contextualSpacing/>
@@ -928,7 +1013,7 @@
         <w:pStyle w:val="ListNumber"/>
         <w:numPr>
           <w:ilvl w:val="0"/>
-          <w:numId w:val="7"/>
+          <w:numId w:val="8"/>
         </w:numPr>
         <w:spacing w:lineRule="auto" w:line="300" w:before="0" w:after="80"/>
         <w:contextualSpacing/>
@@ -944,7 +1029,7 @@
         <w:pStyle w:val="ListNumber"/>
         <w:numPr>
           <w:ilvl w:val="0"/>
-          <w:numId w:val="7"/>
+          <w:numId w:val="8"/>
         </w:numPr>
         <w:spacing w:lineRule="auto" w:line="300" w:before="0" w:after="80"/>
         <w:contextualSpacing/>
@@ -966,11 +1051,70 @@
       </w:pPr>
       <w:r>
         <w:rPr/>
+        <mc:AlternateContent>
+          <mc:Choice Requires="wps">
+            <w:drawing>
+              <wp:anchor distT="635" distB="635" distL="635" distR="635" simplePos="0" relativeHeight="16" behindDoc="0" locked="0" layoutInCell="1" allowOverlap="1">
+                <wp:simplePos x="0" y="0"/>
+                <wp:positionH relativeFrom="column">
+                  <wp:posOffset>2397125</wp:posOffset>
+                </wp:positionH>
+                <wp:positionV relativeFrom="paragraph">
+                  <wp:posOffset>1583690</wp:posOffset>
+                </wp:positionV>
+                <wp:extent cx="758190" cy="186690"/>
+                <wp:effectExtent l="635" t="635" r="635" b="635"/>
+                <wp:wrapNone/>
+                <wp:docPr id="4" name="Shape 2"/>
+                <a:graphic xmlns:a="http://schemas.openxmlformats.org/drawingml/2006/main">
+                  <a:graphicData uri="http://schemas.microsoft.com/office/word/2010/wordprocessingShape">
+                    <wps:wsp>
+                      <wps:cNvSpPr/>
+                      <wps:spPr>
+                        <a:xfrm>
+                          <a:off x="0" y="0"/>
+                          <a:ext cx="758160" cy="186840"/>
+                        </a:xfrm>
+                        <a:prstGeom prst="rect">
+                          <a:avLst/>
+                        </a:prstGeom>
+                        <a:solidFill>
+                          <a:srgbClr val="729FCF"/>
+                        </a:solidFill>
+                        <a:ln w="0">
+                          <a:solidFill>
+                            <a:srgbClr val="3465A4"/>
+                          </a:solidFill>
+                        </a:ln>
+                      </wps:spPr>
+                      <wps:style>
+                        <a:lnRef idx="0"/>
+                        <a:fillRef idx="0"/>
+                        <a:effectRef idx="0"/>
+                        <a:fontRef idx="minor"/>
+                      </wps:style>
+                      <wps:bodyPr/>
+                    </wps:wsp>
+                  </a:graphicData>
+                </a:graphic>
+              </wp:anchor>
+            </w:drawing>
+          </mc:Choice>
+          <mc:Fallback>
+            <w:pict>
+              <v:rect id="shape_0" fillcolor="#729fcf" stroked="t" o:allowincell="f" style="position:absolute;margin-left:188.75pt;margin-top:124.7pt;width:59.65pt;height:14.65pt;mso-wrap-style:none;v-text-anchor:middle">
+                <v:fill o:detectmouseclick="t" type="solid" color2="#8d6030"/>
+                <v:stroke color="#3465a4" joinstyle="round" endcap="flat"/>
+                <w10:wrap type="none"/>
+              </v:rect>
+            </w:pict>
+          </mc:Fallback>
+        </mc:AlternateContent>
         <w:drawing>
           <wp:inline distT="0" distB="0" distL="0" distR="0">
             <wp:extent cx="5715000" cy="3213100"/>
             <wp:effectExtent l="0" t="0" r="0" b="0"/>
-            <wp:docPr id="3" name="Picture 3" descr="Settings GUI hiển thị ô DNS Host với giá trị minh họa và nút Add host." title="Hình 3. Network config: nhập DNS Host và bấm Add host."/>
+            <wp:docPr id="5" name="Picture 3" descr="Hình 3. Network config: nhập DNS Host và bấm Add host.&#10;Settings GUI hiển thị ô DNS Host với giá trị minh họa và nút Add host."/>
             <wp:cNvGraphicFramePr>
               <a:graphicFrameLocks xmlns:a="http://schemas.openxmlformats.org/drawingml/2006/main" noChangeAspect="1"/>
             </wp:cNvGraphicFramePr>
@@ -978,7 +1122,7 @@
               <a:graphicData uri="http://schemas.openxmlformats.org/drawingml/2006/picture">
                 <pic:pic xmlns:pic="http://schemas.openxmlformats.org/drawingml/2006/picture">
                   <pic:nvPicPr>
-                    <pic:cNvPr id="3" name="Picture 3" descr="Settings GUI hiển thị ô DNS Host với giá trị minh họa và nút Add host." title="Hình 3. Network config: nhập DNS Host và bấm Add host."/>
+                    <pic:cNvPr id="5" name="Picture 3" descr="Hình 3. Network config: nhập DNS Host và bấm Add host.&#10;Settings GUI hiển thị ô DNS Host với giá trị minh họa và nút Add host."/>
                     <pic:cNvPicPr>
                       <a:picLocks noChangeAspect="1" noChangeArrowheads="1"/>
                     </pic:cNvPicPr>
@@ -1048,7 +1192,7 @@
         <w:pStyle w:val="ListNumber"/>
         <w:numPr>
           <w:ilvl w:val="0"/>
-          <w:numId w:val="17"/>
+          <w:numId w:val="18"/>
         </w:numPr>
         <w:spacing w:lineRule="auto" w:line="300" w:before="0" w:after="80"/>
         <w:contextualSpacing/>
@@ -1064,7 +1208,7 @@
         <w:pStyle w:val="ListNumber"/>
         <w:numPr>
           <w:ilvl w:val="0"/>
-          <w:numId w:val="7"/>
+          <w:numId w:val="8"/>
         </w:numPr>
         <w:spacing w:lineRule="auto" w:line="300" w:before="0" w:after="80"/>
         <w:contextualSpacing/>
@@ -1080,7 +1224,7 @@
         <w:pStyle w:val="ListNumber"/>
         <w:numPr>
           <w:ilvl w:val="0"/>
-          <w:numId w:val="7"/>
+          <w:numId w:val="8"/>
         </w:numPr>
         <w:spacing w:lineRule="auto" w:line="300" w:before="0" w:after="80"/>
         <w:contextualSpacing/>
@@ -1096,7 +1240,7 @@
         <w:pStyle w:val="ListNumber"/>
         <w:numPr>
           <w:ilvl w:val="0"/>
-          <w:numId w:val="7"/>
+          <w:numId w:val="8"/>
         </w:numPr>
         <w:spacing w:lineRule="auto" w:line="300" w:before="0" w:after="80"/>
         <w:contextualSpacing/>
@@ -1122,7 +1266,7 @@
           <wp:inline distT="0" distB="0" distL="0" distR="0">
             <wp:extent cx="5715000" cy="3213100"/>
             <wp:effectExtent l="0" t="0" r="0" b="0"/>
-            <wp:docPr id="4" name="Picture 4" descr="SDK configuration hiển thị trạng thái Playwright Chromium, Auto configure và Install reviewed Chromium." title="Hình 4. SDK configuration → Browser configuration."/>
+            <wp:docPr id="6" name="Picture 4" descr="Hình 4. SDK configuration → Browser configuration.&#10;SDK configuration hiển thị trạng thái Playwright Chromium, Auto configure và Install reviewed Chromium."/>
             <wp:cNvGraphicFramePr>
               <a:graphicFrameLocks xmlns:a="http://schemas.openxmlformats.org/drawingml/2006/main" noChangeAspect="1"/>
             </wp:cNvGraphicFramePr>
@@ -1130,7 +1274,7 @@
               <a:graphicData uri="http://schemas.openxmlformats.org/drawingml/2006/picture">
                 <pic:pic xmlns:pic="http://schemas.openxmlformats.org/drawingml/2006/picture">
                   <pic:nvPicPr>
-                    <pic:cNvPr id="4" name="Picture 4" descr="SDK configuration hiển thị trạng thái Playwright Chromium, Auto configure và Install reviewed Chromium." title="Hình 4. SDK configuration → Browser configuration."/>
+                    <pic:cNvPr id="6" name="Picture 4" descr="Hình 4. SDK configuration → Browser configuration.&#10;SDK configuration hiển thị trạng thái Playwright Chromium, Auto configure và Install reviewed Chromium."/>
                     <pic:cNvPicPr>
                       <a:picLocks noChangeAspect="1" noChangeArrowheads="1"/>
                     </pic:cNvPicPr>
@@ -1177,8 +1321,8 @@
         <w:pBdr>
           <w:left w:val="single" w:sz="22" w:space="10" w:color="2E74B5"/>
         </w:pBdr>
-        <w:shd w:fill="F4F6F9" w:val="clear"/>
-        <w:ind w:start="173" w:end="115"/>
+        <w:shd w:val="clear" w:fill="F4F6F9"/>
+        <w:ind w:left="173" w:right="115"/>
         <w:rPr/>
       </w:pPr>
       <w:r>
@@ -1205,6 +1349,7 @@
         <w:pStyle w:val="Heading1"/>
         <w:keepNext w:val="true"/>
         <w:keepLines w:val="false"/>
+        <w:spacing w:before="0" w:after="200"/>
         <w:rPr/>
       </w:pPr>
       <w:bookmarkStart w:id="6" w:name="sec006"/>
@@ -1239,7 +1384,7 @@
           <wp:inline distT="0" distB="0" distL="0" distR="0">
             <wp:extent cx="5715000" cy="3213100"/>
             <wp:effectExtent l="0" t="0" r="0" b="0"/>
-            <wp:docPr id="5" name="Picture 5" descr="Workspace MyTV Auto Test với một test case được chọn và nút Run Selected (1) khả dụng." title="Hình 5. Workspace sau khi chọn một test case; Run Selected (1) đã được bật."/>
+            <wp:docPr id="7" name="Picture 5" descr="Hình 5. Workspace sau khi chọn một test case; Run Selected (1) đã được bật.&#10;Workspace MyTV Auto Test với một test case được chọn và nút Run Selected (1) khả dụng."/>
             <wp:cNvGraphicFramePr>
               <a:graphicFrameLocks xmlns:a="http://schemas.openxmlformats.org/drawingml/2006/main" noChangeAspect="1"/>
             </wp:cNvGraphicFramePr>
@@ -1247,7 +1392,7 @@
               <a:graphicData uri="http://schemas.openxmlformats.org/drawingml/2006/picture">
                 <pic:pic xmlns:pic="http://schemas.openxmlformats.org/drawingml/2006/picture">
                   <pic:nvPicPr>
-                    <pic:cNvPr id="5" name="Picture 5" descr="Workspace MyTV Auto Test với một test case được chọn và nút Run Selected (1) khả dụng." title="Hình 5. Workspace sau khi chọn một test case; Run Selected (1) đã được bật."/>
+                    <pic:cNvPr id="7" name="Picture 5" descr="Hình 5. Workspace sau khi chọn một test case; Run Selected (1) đã được bật.&#10;Workspace MyTV Auto Test với một test case được chọn và nút Run Selected (1) khả dụng."/>
                     <pic:cNvPicPr>
                       <a:picLocks noChangeAspect="1" noChangeArrowheads="1"/>
                     </pic:cNvPicPr>
@@ -1307,7 +1452,7 @@
         <w:pStyle w:val="ListNumber"/>
         <w:numPr>
           <w:ilvl w:val="0"/>
-          <w:numId w:val="18"/>
+          <w:numId w:val="19"/>
         </w:numPr>
         <w:spacing w:lineRule="auto" w:line="300" w:before="0" w:after="80"/>
         <w:contextualSpacing/>
@@ -1323,7 +1468,7 @@
         <w:pStyle w:val="ListNumber"/>
         <w:numPr>
           <w:ilvl w:val="0"/>
-          <w:numId w:val="7"/>
+          <w:numId w:val="8"/>
         </w:numPr>
         <w:spacing w:lineRule="auto" w:line="300" w:before="0" w:after="80"/>
         <w:contextualSpacing/>
@@ -1339,7 +1484,7 @@
         <w:pStyle w:val="ListNumber"/>
         <w:numPr>
           <w:ilvl w:val="0"/>
-          <w:numId w:val="7"/>
+          <w:numId w:val="8"/>
         </w:numPr>
         <w:spacing w:lineRule="auto" w:line="300" w:before="0" w:after="80"/>
         <w:contextualSpacing/>
@@ -1369,7 +1514,7 @@
         <w:pStyle w:val="ListNumber"/>
         <w:numPr>
           <w:ilvl w:val="0"/>
-          <w:numId w:val="19"/>
+          <w:numId w:val="20"/>
         </w:numPr>
         <w:spacing w:lineRule="auto" w:line="300" w:before="0" w:after="80"/>
         <w:contextualSpacing/>
@@ -1385,7 +1530,7 @@
         <w:pStyle w:val="ListNumber"/>
         <w:numPr>
           <w:ilvl w:val="0"/>
-          <w:numId w:val="7"/>
+          <w:numId w:val="8"/>
         </w:numPr>
         <w:spacing w:lineRule="auto" w:line="300" w:before="0" w:after="80"/>
         <w:contextualSpacing/>
@@ -1401,7 +1546,7 @@
         <w:pStyle w:val="ListNumber"/>
         <w:numPr>
           <w:ilvl w:val="0"/>
-          <w:numId w:val="7"/>
+          <w:numId w:val="8"/>
         </w:numPr>
         <w:spacing w:lineRule="auto" w:line="300" w:before="0" w:after="80"/>
         <w:contextualSpacing/>
@@ -1418,8 +1563,8 @@
         <w:pBdr>
           <w:left w:val="single" w:sz="22" w:space="10" w:color="2E74B5"/>
         </w:pBdr>
-        <w:shd w:fill="F4F6F9" w:val="clear"/>
-        <w:ind w:start="173" w:end="115"/>
+        <w:shd w:val="clear" w:fill="F4F6F9"/>
+        <w:ind w:left="173" w:right="115"/>
         <w:rPr/>
       </w:pPr>
       <w:r>
@@ -1457,7 +1602,7 @@
         <w:pStyle w:val="ListNumber"/>
         <w:numPr>
           <w:ilvl w:val="0"/>
-          <w:numId w:val="20"/>
+          <w:numId w:val="21"/>
         </w:numPr>
         <w:spacing w:lineRule="auto" w:line="300" w:before="0" w:after="80"/>
         <w:contextualSpacing/>
@@ -1473,7 +1618,7 @@
         <w:pStyle w:val="ListNumber"/>
         <w:numPr>
           <w:ilvl w:val="0"/>
-          <w:numId w:val="7"/>
+          <w:numId w:val="8"/>
         </w:numPr>
         <w:spacing w:lineRule="auto" w:line="300" w:before="0" w:after="80"/>
         <w:contextualSpacing/>
@@ -1489,7 +1634,7 @@
         <w:pStyle w:val="ListNumber"/>
         <w:numPr>
           <w:ilvl w:val="0"/>
-          <w:numId w:val="7"/>
+          <w:numId w:val="8"/>
         </w:numPr>
         <w:spacing w:lineRule="auto" w:line="300" w:before="0" w:after="80"/>
         <w:contextualSpacing/>
@@ -1519,7 +1664,7 @@
         <w:pStyle w:val="ListNumber"/>
         <w:numPr>
           <w:ilvl w:val="0"/>
-          <w:numId w:val="21"/>
+          <w:numId w:val="22"/>
         </w:numPr>
         <w:spacing w:lineRule="auto" w:line="300" w:before="0" w:after="80"/>
         <w:contextualSpacing/>
@@ -1535,7 +1680,7 @@
         <w:pStyle w:val="ListNumber"/>
         <w:numPr>
           <w:ilvl w:val="0"/>
-          <w:numId w:val="7"/>
+          <w:numId w:val="8"/>
         </w:numPr>
         <w:spacing w:lineRule="auto" w:line="300" w:before="0" w:after="80"/>
         <w:contextualSpacing/>
@@ -1551,7 +1696,7 @@
         <w:pStyle w:val="ListNumber"/>
         <w:numPr>
           <w:ilvl w:val="0"/>
-          <w:numId w:val="7"/>
+          <w:numId w:val="8"/>
         </w:numPr>
         <w:spacing w:lineRule="auto" w:line="300" w:before="0" w:after="80"/>
         <w:contextualSpacing/>
@@ -1568,8 +1713,8 @@
         <w:pBdr>
           <w:left w:val="single" w:sz="22" w:space="10" w:color="2E74B5"/>
         </w:pBdr>
-        <w:shd w:fill="F4F6F9" w:val="clear"/>
-        <w:ind w:start="173" w:end="115"/>
+        <w:shd w:val="clear" w:fill="F4F6F9"/>
+        <w:ind w:left="173" w:right="115"/>
         <w:rPr/>
       </w:pPr>
       <w:r>
@@ -1596,6 +1741,7 @@
         <w:pStyle w:val="Heading1"/>
         <w:keepNext w:val="true"/>
         <w:keepLines w:val="false"/>
+        <w:spacing w:before="0" w:after="200"/>
         <w:rPr/>
       </w:pPr>
       <w:bookmarkStart w:id="11" w:name="sec011"/>
@@ -1640,11 +1786,70 @@
       </w:pPr>
       <w:r>
         <w:rPr/>
+        <mc:AlternateContent>
+          <mc:Choice Requires="wps">
+            <w:drawing>
+              <wp:anchor distT="635" distB="635" distL="1270" distR="0" simplePos="0" relativeHeight="15" behindDoc="0" locked="0" layoutInCell="1" allowOverlap="1">
+                <wp:simplePos x="0" y="0"/>
+                <wp:positionH relativeFrom="column">
+                  <wp:posOffset>2384425</wp:posOffset>
+                </wp:positionH>
+                <wp:positionV relativeFrom="paragraph">
+                  <wp:posOffset>1100455</wp:posOffset>
+                </wp:positionV>
+                <wp:extent cx="634365" cy="285750"/>
+                <wp:effectExtent l="1270" t="635" r="0" b="635"/>
+                <wp:wrapNone/>
+                <wp:docPr id="8" name="Shape 3"/>
+                <a:graphic xmlns:a="http://schemas.openxmlformats.org/drawingml/2006/main">
+                  <a:graphicData uri="http://schemas.microsoft.com/office/word/2010/wordprocessingShape">
+                    <wps:wsp>
+                      <wps:cNvSpPr/>
+                      <wps:spPr>
+                        <a:xfrm>
+                          <a:off x="0" y="0"/>
+                          <a:ext cx="634320" cy="285840"/>
+                        </a:xfrm>
+                        <a:prstGeom prst="rect">
+                          <a:avLst/>
+                        </a:prstGeom>
+                        <a:solidFill>
+                          <a:srgbClr val="729FCF"/>
+                        </a:solidFill>
+                        <a:ln w="0">
+                          <a:solidFill>
+                            <a:srgbClr val="3465A4"/>
+                          </a:solidFill>
+                        </a:ln>
+                      </wps:spPr>
+                      <wps:style>
+                        <a:lnRef idx="0"/>
+                        <a:fillRef idx="0"/>
+                        <a:effectRef idx="0"/>
+                        <a:fontRef idx="minor"/>
+                      </wps:style>
+                      <wps:bodyPr/>
+                    </wps:wsp>
+                  </a:graphicData>
+                </a:graphic>
+              </wp:anchor>
+            </w:drawing>
+          </mc:Choice>
+          <mc:Fallback>
+            <w:pict>
+              <v:rect id="shape_0" fillcolor="#729fcf" stroked="t" o:allowincell="f" style="position:absolute;margin-left:187.75pt;margin-top:86.65pt;width:49.9pt;height:22.45pt;mso-wrap-style:none;v-text-anchor:middle">
+                <v:fill o:detectmouseclick="t" type="solid" color2="#8d6030"/>
+                <v:stroke color="#3465a4" joinstyle="round" endcap="flat"/>
+                <w10:wrap type="none"/>
+              </v:rect>
+            </w:pict>
+          </mc:Fallback>
+        </mc:AlternateContent>
         <w:drawing>
           <wp:inline distT="0" distB="0" distL="0" distR="0">
             <wp:extent cx="5715000" cy="3213100"/>
             <wp:effectExtent l="0" t="0" r="0" b="0"/>
-            <wp:docPr id="6" name="Picture 6" descr="Settings GUI với các trường APP_URL, API domain, API Authorize, Project ID và Environment." title="Hình 6. Settings → GUI → Connection."/>
+            <wp:docPr id="9" name="Picture 6" descr="Hình 6. Settings → GUI → Connection.&#10;Settings GUI với các trường APP_URL, API domain, API Authorize, Project ID và Environment."/>
             <wp:cNvGraphicFramePr>
               <a:graphicFrameLocks xmlns:a="http://schemas.openxmlformats.org/drawingml/2006/main" noChangeAspect="1"/>
             </wp:cNvGraphicFramePr>
@@ -1652,7 +1857,7 @@
               <a:graphicData uri="http://schemas.openxmlformats.org/drawingml/2006/picture">
                 <pic:pic xmlns:pic="http://schemas.openxmlformats.org/drawingml/2006/picture">
                   <pic:nvPicPr>
-                    <pic:cNvPr id="6" name="Picture 6" descr="Settings GUI với các trường APP_URL, API domain, API Authorize, Project ID và Environment." title="Hình 6. Settings → GUI → Connection."/>
+                    <pic:cNvPr id="9" name="Picture 6" descr="Hình 6. Settings → GUI → Connection.&#10;Settings GUI với các trường APP_URL, API domain, API Authorize, Project ID và Environment."/>
                     <pic:cNvPicPr>
                       <a:picLocks noChangeAspect="1" noChangeArrowheads="1"/>
                     </pic:cNvPicPr>
@@ -1698,16 +1903,15 @@
         <w:pStyle w:val="ListBullet"/>
         <w:numPr>
           <w:ilvl w:val="0"/>
-          <w:numId w:val="1"/>
+          <w:numId w:val="0"/>
         </w:numPr>
         <w:spacing w:lineRule="auto" w:line="300" w:before="0" w:after="80"/>
-        <w:ind w:hanging="271" w:start="540"/>
+        <w:ind w:hanging="0" w:left="540"/>
         <w:contextualSpacing/>
         <w:rPr/>
       </w:pPr>
       <w:r>
         <w:rPr/>
-        <w:t>APP_URL: URL đích của MyTV HTML5.</w:t>
       </w:r>
     </w:p>
     <w:p>
@@ -1718,7 +1922,7 @@
           <w:numId w:val="1"/>
         </w:numPr>
         <w:spacing w:lineRule="auto" w:line="300" w:before="0" w:after="80"/>
-        <w:ind w:hanging="271" w:start="540"/>
+        <w:ind w:hanging="271" w:left="540"/>
         <w:contextualSpacing/>
         <w:rPr/>
       </w:pPr>
@@ -1735,7 +1939,7 @@
           <w:numId w:val="1"/>
         </w:numPr>
         <w:spacing w:lineRule="auto" w:line="300" w:before="0" w:after="80"/>
-        <w:ind w:hanging="271" w:start="540"/>
+        <w:ind w:hanging="271" w:left="540"/>
         <w:contextualSpacing/>
         <w:rPr/>
       </w:pPr>
@@ -1752,7 +1956,7 @@
           <w:numId w:val="1"/>
         </w:numPr>
         <w:spacing w:lineRule="auto" w:line="300" w:before="0" w:after="80"/>
-        <w:ind w:hanging="271" w:start="540"/>
+        <w:ind w:hanging="271" w:left="540"/>
         <w:contextualSpacing/>
         <w:rPr/>
       </w:pPr>
@@ -1769,7 +1973,7 @@
           <w:numId w:val="1"/>
         </w:numPr>
         <w:spacing w:lineRule="auto" w:line="300" w:before="0" w:after="80"/>
-        <w:ind w:hanging="271" w:start="540"/>
+        <w:ind w:hanging="271" w:left="540"/>
         <w:contextualSpacing/>
         <w:rPr/>
       </w:pPr>
@@ -1803,11 +2007,70 @@
       </w:pPr>
       <w:r>
         <w:rPr/>
+        <mc:AlternateContent>
+          <mc:Choice Requires="wps">
+            <w:drawing>
+              <wp:anchor distT="1270" distB="0" distL="635" distR="635" simplePos="0" relativeHeight="14" behindDoc="0" locked="0" layoutInCell="1" allowOverlap="1">
+                <wp:simplePos x="0" y="0"/>
+                <wp:positionH relativeFrom="column">
+                  <wp:posOffset>2416175</wp:posOffset>
+                </wp:positionH>
+                <wp:positionV relativeFrom="paragraph">
+                  <wp:posOffset>1575435</wp:posOffset>
+                </wp:positionV>
+                <wp:extent cx="614680" cy="149225"/>
+                <wp:effectExtent l="635" t="1270" r="635" b="0"/>
+                <wp:wrapNone/>
+                <wp:docPr id="10" name="Shape 4"/>
+                <a:graphic xmlns:a="http://schemas.openxmlformats.org/drawingml/2006/main">
+                  <a:graphicData uri="http://schemas.microsoft.com/office/word/2010/wordprocessingShape">
+                    <wps:wsp>
+                      <wps:cNvSpPr/>
+                      <wps:spPr>
+                        <a:xfrm>
+                          <a:off x="0" y="0"/>
+                          <a:ext cx="614520" cy="149400"/>
+                        </a:xfrm>
+                        <a:prstGeom prst="rect">
+                          <a:avLst/>
+                        </a:prstGeom>
+                        <a:solidFill>
+                          <a:srgbClr val="729FCF"/>
+                        </a:solidFill>
+                        <a:ln w="0">
+                          <a:solidFill>
+                            <a:srgbClr val="3465A4"/>
+                          </a:solidFill>
+                        </a:ln>
+                      </wps:spPr>
+                      <wps:style>
+                        <a:lnRef idx="0"/>
+                        <a:fillRef idx="0"/>
+                        <a:effectRef idx="0"/>
+                        <a:fontRef idx="minor"/>
+                      </wps:style>
+                      <wps:bodyPr/>
+                    </wps:wsp>
+                  </a:graphicData>
+                </a:graphic>
+              </wp:anchor>
+            </w:drawing>
+          </mc:Choice>
+          <mc:Fallback>
+            <w:pict>
+              <v:rect id="shape_0" fillcolor="#729fcf" stroked="t" o:allowincell="f" style="position:absolute;margin-left:190.25pt;margin-top:124.05pt;width:48.35pt;height:11.7pt;mso-wrap-style:none;v-text-anchor:middle">
+                <v:fill o:detectmouseclick="t" type="solid" color2="#8d6030"/>
+                <v:stroke color="#3465a4" joinstyle="round" endcap="flat"/>
+                <w10:wrap type="none"/>
+              </v:rect>
+            </w:pict>
+          </mc:Fallback>
+        </mc:AlternateContent>
         <w:drawing>
           <wp:inline distT="0" distB="0" distL="0" distR="0">
             <wp:extent cx="5715000" cy="3213100"/>
             <wp:effectExtent l="0" t="0" r="0" b="0"/>
-            <wp:docPr id="7" name="Picture 7" descr="Settings GUI với API timeout, DNS Host, Add host và ba lựa chọn preview." title="Hình 7. Settings → GUI → Network config và Preview Type."/>
+            <wp:docPr id="11" name="Picture 7" descr="Hình 7. Settings → GUI → Network config và Preview Type.&#10;Settings GUI với API timeout, DNS Host, Add host và ba lựa chọn preview."/>
             <wp:cNvGraphicFramePr>
               <a:graphicFrameLocks xmlns:a="http://schemas.openxmlformats.org/drawingml/2006/main" noChangeAspect="1"/>
             </wp:cNvGraphicFramePr>
@@ -1815,7 +2078,7 @@
               <a:graphicData uri="http://schemas.openxmlformats.org/drawingml/2006/picture">
                 <pic:pic xmlns:pic="http://schemas.openxmlformats.org/drawingml/2006/picture">
                   <pic:nvPicPr>
-                    <pic:cNvPr id="7" name="Picture 7" descr="Settings GUI với API timeout, DNS Host, Add host và ba lựa chọn preview." title="Hình 7. Settings → GUI → Network config và Preview Type."/>
+                    <pic:cNvPr id="11" name="Picture 7" descr="Hình 7. Settings → GUI → Network config và Preview Type.&#10;Settings GUI với API timeout, DNS Host, Add host và ba lựa chọn preview."/>
                     <pic:cNvPicPr>
                       <a:picLocks noChangeAspect="1" noChangeArrowheads="1"/>
                     </pic:cNvPicPr>
@@ -1864,7 +2127,7 @@
           <w:numId w:val="1"/>
         </w:numPr>
         <w:spacing w:lineRule="auto" w:line="300" w:before="0" w:after="80"/>
-        <w:ind w:hanging="271" w:start="540"/>
+        <w:ind w:hanging="271" w:left="540"/>
         <w:contextualSpacing/>
         <w:rPr/>
       </w:pPr>
@@ -1881,7 +2144,7 @@
           <w:numId w:val="1"/>
         </w:numPr>
         <w:spacing w:lineRule="auto" w:line="300" w:before="0" w:after="80"/>
-        <w:ind w:hanging="271" w:start="540"/>
+        <w:ind w:hanging="271" w:left="540"/>
         <w:contextualSpacing/>
         <w:rPr/>
       </w:pPr>
@@ -1898,7 +2161,7 @@
           <w:numId w:val="1"/>
         </w:numPr>
         <w:spacing w:lineRule="auto" w:line="300" w:before="0" w:after="80"/>
-        <w:ind w:hanging="271" w:start="540"/>
+        <w:ind w:hanging="271" w:left="540"/>
         <w:contextualSpacing/>
         <w:rPr/>
       </w:pPr>
@@ -1915,7 +2178,7 @@
           <w:numId w:val="1"/>
         </w:numPr>
         <w:spacing w:lineRule="auto" w:line="300" w:before="0" w:after="80"/>
-        <w:ind w:hanging="271" w:start="540"/>
+        <w:ind w:hanging="271" w:left="540"/>
         <w:contextualSpacing/>
         <w:rPr/>
       </w:pPr>
@@ -1932,7 +2195,7 @@
           <w:numId w:val="1"/>
         </w:numPr>
         <w:spacing w:lineRule="auto" w:line="300" w:before="0" w:after="80"/>
-        <w:ind w:hanging="271" w:start="540"/>
+        <w:ind w:hanging="271" w:left="540"/>
         <w:contextualSpacing/>
         <w:rPr/>
       </w:pPr>
@@ -1970,7 +2233,7 @@
           <wp:inline distT="0" distB="0" distL="0" distR="0">
             <wp:extent cx="5715000" cy="3213100"/>
             <wp:effectExtent l="0" t="0" r="0" b="0"/>
-            <wp:docPr id="8" name="Picture 8" descr="Settings Test configuration với thời gian tối đa test case và thời gian chờ kiểm tra player." title="Hình 8. Settings → Test configuration."/>
+            <wp:docPr id="12" name="Picture 8" descr="Hình 8. Settings → Test configuration.&#10;Settings Test configuration với thời gian tối đa test case và thời gian chờ kiểm tra player."/>
             <wp:cNvGraphicFramePr>
               <a:graphicFrameLocks xmlns:a="http://schemas.openxmlformats.org/drawingml/2006/main" noChangeAspect="1"/>
             </wp:cNvGraphicFramePr>
@@ -1978,7 +2241,7 @@
               <a:graphicData uri="http://schemas.openxmlformats.org/drawingml/2006/picture">
                 <pic:pic xmlns:pic="http://schemas.openxmlformats.org/drawingml/2006/picture">
                   <pic:nvPicPr>
-                    <pic:cNvPr id="8" name="Picture 8" descr="Settings Test configuration với thời gian tối đa test case và thời gian chờ kiểm tra player." title="Hình 8. Settings → Test configuration."/>
+                    <pic:cNvPr id="12" name="Picture 8" descr="Hình 8. Settings → Test configuration.&#10;Settings Test configuration với thời gian tối đa test case và thời gian chờ kiểm tra player."/>
                     <pic:cNvPicPr>
                       <a:picLocks noChangeAspect="1" noChangeArrowheads="1"/>
                     </pic:cNvPicPr>
@@ -2027,7 +2290,7 @@
           <w:numId w:val="1"/>
         </w:numPr>
         <w:spacing w:lineRule="auto" w:line="300" w:before="0" w:after="80"/>
-        <w:ind w:hanging="271" w:start="540"/>
+        <w:ind w:hanging="271" w:left="540"/>
         <w:contextualSpacing/>
         <w:rPr/>
       </w:pPr>
@@ -2044,7 +2307,7 @@
           <w:numId w:val="1"/>
         </w:numPr>
         <w:spacing w:lineRule="auto" w:line="300" w:before="0" w:after="80"/>
-        <w:ind w:hanging="271" w:start="540"/>
+        <w:ind w:hanging="271" w:left="540"/>
         <w:contextualSpacing/>
         <w:rPr/>
       </w:pPr>
@@ -2061,7 +2324,7 @@
           <w:numId w:val="1"/>
         </w:numPr>
         <w:spacing w:lineRule="auto" w:line="300" w:before="0" w:after="80"/>
-        <w:ind w:hanging="271" w:start="540"/>
+        <w:ind w:hanging="271" w:left="540"/>
         <w:contextualSpacing/>
         <w:rPr/>
       </w:pPr>
@@ -2099,7 +2362,7 @@
           <wp:inline distT="0" distB="0" distL="0" distR="0">
             <wp:extent cx="5715000" cy="3213100"/>
             <wp:effectExtent l="0" t="0" r="0" b="0"/>
-            <wp:docPr id="9" name="Picture 9" descr="SDK configuration hiển thị Browser configuration và phần đầu LG SDK configuration." title="Hình 9. SDK configuration → Browser configuration và trạng thái toolchain."/>
+            <wp:docPr id="13" name="Picture 9" descr="Hình 9. SDK configuration → Browser configuration và trạng thái toolchain.&#10;SDK configuration hiển thị Browser configuration và phần đầu LG SDK configuration."/>
             <wp:cNvGraphicFramePr>
               <a:graphicFrameLocks xmlns:a="http://schemas.openxmlformats.org/drawingml/2006/main" noChangeAspect="1"/>
             </wp:cNvGraphicFramePr>
@@ -2107,7 +2370,7 @@
               <a:graphicData uri="http://schemas.openxmlformats.org/drawingml/2006/picture">
                 <pic:pic xmlns:pic="http://schemas.openxmlformats.org/drawingml/2006/picture">
                   <pic:nvPicPr>
-                    <pic:cNvPr id="9" name="Picture 9" descr="SDK configuration hiển thị Browser configuration và phần đầu LG SDK configuration." title="Hình 9. SDK configuration → Browser configuration và trạng thái toolchain."/>
+                    <pic:cNvPr id="13" name="Picture 9" descr="Hình 9. SDK configuration → Browser configuration và trạng thái toolchain.&#10;SDK configuration hiển thị Browser configuration và phần đầu LG SDK configuration."/>
                     <pic:cNvPicPr>
                       <a:picLocks noChangeAspect="1" noChangeArrowheads="1"/>
                     </pic:cNvPicPr>
@@ -2156,7 +2419,7 @@
           <w:numId w:val="1"/>
         </w:numPr>
         <w:spacing w:lineRule="auto" w:line="300" w:before="0" w:after="80"/>
-        <w:ind w:hanging="271" w:start="540"/>
+        <w:ind w:hanging="271" w:left="540"/>
         <w:contextualSpacing/>
         <w:rPr/>
       </w:pPr>
@@ -2173,7 +2436,7 @@
           <w:numId w:val="1"/>
         </w:numPr>
         <w:spacing w:lineRule="auto" w:line="300" w:before="0" w:after="80"/>
-        <w:ind w:hanging="271" w:start="540"/>
+        <w:ind w:hanging="271" w:left="540"/>
         <w:contextualSpacing/>
         <w:rPr/>
       </w:pPr>
@@ -2190,7 +2453,7 @@
           <w:numId w:val="1"/>
         </w:numPr>
         <w:spacing w:lineRule="auto" w:line="300" w:before="0" w:after="80"/>
-        <w:ind w:hanging="271" w:start="540"/>
+        <w:ind w:hanging="271" w:left="540"/>
         <w:contextualSpacing/>
         <w:rPr/>
       </w:pPr>
@@ -2228,7 +2491,7 @@
           <wp:inline distT="0" distB="0" distL="0" distR="0">
             <wp:extent cx="5715000" cy="3213100"/>
             <wp:effectExtent l="0" t="0" r="0" b="0"/>
-            <wp:docPr id="10" name="Picture 10" descr="LG SDK configuration với tài khoản compatibility, reviewed setup, configuration source và legacy CLI." title="Hình 10. Phần LG SDK configuration ở vị trí cuộn thấp."/>
+            <wp:docPr id="14" name="Picture 10" descr="Hình 10. Phần LG SDK configuration ở vị trí cuộn thấp.&#10;LG SDK configuration với tài khoản compatibility, reviewed setup, configuration source và legacy CLI."/>
             <wp:cNvGraphicFramePr>
               <a:graphicFrameLocks xmlns:a="http://schemas.openxmlformats.org/drawingml/2006/main" noChangeAspect="1"/>
             </wp:cNvGraphicFramePr>
@@ -2236,7 +2499,7 @@
               <a:graphicData uri="http://schemas.openxmlformats.org/drawingml/2006/picture">
                 <pic:pic xmlns:pic="http://schemas.openxmlformats.org/drawingml/2006/picture">
                   <pic:nvPicPr>
-                    <pic:cNvPr id="10" name="Picture 10" descr="LG SDK configuration với tài khoản compatibility, reviewed setup, configuration source và legacy CLI." title="Hình 10. Phần LG SDK configuration ở vị trí cuộn thấp."/>
+                    <pic:cNvPr id="14" name="Picture 10" descr="Hình 10. Phần LG SDK configuration ở vị trí cuộn thấp.&#10;LG SDK configuration với tài khoản compatibility, reviewed setup, configuration source và legacy CLI."/>
                     <pic:cNvPicPr>
                       <a:picLocks noChangeAspect="1" noChangeArrowheads="1"/>
                     </pic:cNvPicPr>
@@ -2285,7 +2548,7 @@
           <w:numId w:val="1"/>
         </w:numPr>
         <w:spacing w:lineRule="auto" w:line="300" w:before="0" w:after="80"/>
-        <w:ind w:hanging="271" w:start="540"/>
+        <w:ind w:hanging="271" w:left="540"/>
         <w:contextualSpacing/>
         <w:rPr/>
       </w:pPr>
@@ -2302,7 +2565,7 @@
           <w:numId w:val="1"/>
         </w:numPr>
         <w:spacing w:lineRule="auto" w:line="300" w:before="0" w:after="80"/>
-        <w:ind w:hanging="271" w:start="540"/>
+        <w:ind w:hanging="271" w:left="540"/>
         <w:contextualSpacing/>
         <w:rPr/>
       </w:pPr>
@@ -2319,7 +2582,7 @@
           <w:numId w:val="1"/>
         </w:numPr>
         <w:spacing w:lineRule="auto" w:line="300" w:before="0" w:after="80"/>
-        <w:ind w:hanging="271" w:start="540"/>
+        <w:ind w:hanging="271" w:left="540"/>
         <w:contextualSpacing/>
         <w:rPr/>
       </w:pPr>
@@ -2336,7 +2599,7 @@
           <w:numId w:val="1"/>
         </w:numPr>
         <w:spacing w:lineRule="auto" w:line="300" w:before="0" w:after="80"/>
-        <w:ind w:hanging="271" w:start="540"/>
+        <w:ind w:hanging="271" w:left="540"/>
         <w:contextualSpacing/>
         <w:rPr/>
       </w:pPr>
@@ -2353,7 +2616,7 @@
           <w:numId w:val="1"/>
         </w:numPr>
         <w:spacing w:lineRule="auto" w:line="300" w:before="0" w:after="80"/>
-        <w:ind w:hanging="271" w:start="540"/>
+        <w:ind w:hanging="271" w:left="540"/>
         <w:contextualSpacing/>
         <w:rPr/>
       </w:pPr>
@@ -2370,7 +2633,7 @@
           <w:numId w:val="1"/>
         </w:numPr>
         <w:spacing w:lineRule="auto" w:line="300" w:before="0" w:after="80"/>
-        <w:ind w:hanging="271" w:start="540"/>
+        <w:ind w:hanging="271" w:left="540"/>
         <w:contextualSpacing/>
         <w:rPr/>
       </w:pPr>
@@ -2385,9 +2648,9 @@
         <w:pBdr>
           <w:left w:val="single" w:sz="22" w:space="10" w:color="2E74B5"/>
         </w:pBdr>
-        <w:shd w:fill="F4F6F9" w:val="clear"/>
+        <w:shd w:val="clear" w:fill="F4F6F9"/>
         <w:spacing w:before="120" w:after="160"/>
-        <w:ind w:start="173" w:end="115"/>
+        <w:ind w:left="173" w:right="115"/>
         <w:rPr/>
       </w:pPr>
       <w:r>
@@ -2445,7 +2708,7 @@
     <w:pPr>
       <w:pStyle w:val="Footer"/>
       <w:spacing w:before="0" w:after="0"/>
-      <w:jc w:val="end"/>
+      <w:jc w:val="right"/>
       <w:rPr/>
     </w:pPr>
     <w:r>
@@ -2466,7 +2729,7 @@
     <w:pPr>
       <w:pStyle w:val="Footer"/>
       <w:spacing w:before="0" w:after="0"/>
-      <w:jc w:val="end"/>
+      <w:jc w:val="right"/>
       <w:rPr/>
     </w:pPr>
     <w:r>
@@ -2501,7 +2764,7 @@
     <w:pPr>
       <w:pStyle w:val="Header"/>
       <w:spacing w:before="0" w:after="0"/>
-      <w:jc w:val="start"/>
+      <w:jc w:val="left"/>
       <w:rPr/>
     </w:pPr>
     <w:r>
@@ -2522,7 +2785,7 @@
     <w:pPr>
       <w:pStyle w:val="Header"/>
       <w:spacing w:before="0" w:after="0"/>
-      <w:jc w:val="start"/>
+      <w:jc w:val="left"/>
       <w:rPr/>
     </w:pPr>
     <w:r>
@@ -2544,12 +2807,12 @@
       <w:start w:val="1"/>
       <w:numFmt w:val="bullet"/>
       <w:lvlText w:val=""/>
-      <w:lvlJc w:val="start"/>
+      <w:lvlJc w:val="left"/>
       <w:pPr>
         <w:tabs>
           <w:tab w:val="num" w:pos="360"/>
         </w:tabs>
-        <w:ind w:start="360" w:hanging="360"/>
+        <w:ind w:left="360" w:hanging="360"/>
       </w:pPr>
       <w:rPr>
         <w:rFonts w:ascii="Symbol" w:hAnsi="Symbol" w:cs="Symbol" w:hint="default"/>
@@ -2559,97 +2822,105 @@
       <w:start w:val="1"/>
       <w:numFmt w:val="decimal"/>
       <w:lvlText w:val="%2."/>
-      <w:lvlJc w:val="start"/>
+      <w:lvlJc w:val="left"/>
       <w:pPr>
         <w:tabs>
           <w:tab w:val="num" w:pos="1080"/>
         </w:tabs>
-        <w:ind w:start="1080" w:hanging="360"/>
-      </w:pPr>
+        <w:ind w:left="1080" w:hanging="360"/>
+      </w:pPr>
+      <w:rPr/>
     </w:lvl>
     <w:lvl w:ilvl="2">
       <w:start w:val="1"/>
       <w:numFmt w:val="decimal"/>
       <w:lvlText w:val="%3."/>
-      <w:lvlJc w:val="start"/>
+      <w:lvlJc w:val="left"/>
       <w:pPr>
         <w:tabs>
           <w:tab w:val="num" w:pos="1440"/>
         </w:tabs>
-        <w:ind w:start="1440" w:hanging="360"/>
-      </w:pPr>
+        <w:ind w:left="1440" w:hanging="360"/>
+      </w:pPr>
+      <w:rPr/>
     </w:lvl>
     <w:lvl w:ilvl="3">
       <w:start w:val="1"/>
       <w:numFmt w:val="decimal"/>
       <w:lvlText w:val="%4."/>
-      <w:lvlJc w:val="start"/>
+      <w:lvlJc w:val="left"/>
       <w:pPr>
         <w:tabs>
           <w:tab w:val="num" w:pos="1800"/>
         </w:tabs>
-        <w:ind w:start="1800" w:hanging="360"/>
-      </w:pPr>
+        <w:ind w:left="1800" w:hanging="360"/>
+      </w:pPr>
+      <w:rPr/>
     </w:lvl>
     <w:lvl w:ilvl="4">
       <w:start w:val="1"/>
       <w:numFmt w:val="decimal"/>
       <w:lvlText w:val="%5."/>
-      <w:lvlJc w:val="start"/>
+      <w:lvlJc w:val="left"/>
       <w:pPr>
         <w:tabs>
           <w:tab w:val="num" w:pos="2160"/>
         </w:tabs>
-        <w:ind w:start="2160" w:hanging="360"/>
-      </w:pPr>
+        <w:ind w:left="2160" w:hanging="360"/>
+      </w:pPr>
+      <w:rPr/>
     </w:lvl>
     <w:lvl w:ilvl="5">
       <w:start w:val="1"/>
       <w:numFmt w:val="decimal"/>
       <w:lvlText w:val="%6."/>
-      <w:lvlJc w:val="start"/>
+      <w:lvlJc w:val="left"/>
       <w:pPr>
         <w:tabs>
           <w:tab w:val="num" w:pos="2520"/>
         </w:tabs>
-        <w:ind w:start="2520" w:hanging="360"/>
-      </w:pPr>
+        <w:ind w:left="2520" w:hanging="360"/>
+      </w:pPr>
+      <w:rPr/>
     </w:lvl>
     <w:lvl w:ilvl="6">
       <w:start w:val="1"/>
       <w:numFmt w:val="decimal"/>
       <w:lvlText w:val="%7."/>
-      <w:lvlJc w:val="start"/>
+      <w:lvlJc w:val="left"/>
       <w:pPr>
         <w:tabs>
           <w:tab w:val="num" w:pos="2880"/>
         </w:tabs>
-        <w:ind w:start="2880" w:hanging="360"/>
-      </w:pPr>
+        <w:ind w:left="2880" w:hanging="360"/>
+      </w:pPr>
+      <w:rPr/>
     </w:lvl>
     <w:lvl w:ilvl="7">
       <w:start w:val="1"/>
       <w:numFmt w:val="decimal"/>
       <w:lvlText w:val="%8."/>
-      <w:lvlJc w:val="start"/>
+      <w:lvlJc w:val="left"/>
       <w:pPr>
         <w:tabs>
           <w:tab w:val="num" w:pos="3240"/>
         </w:tabs>
-        <w:ind w:start="3240" w:hanging="360"/>
-      </w:pPr>
+        <w:ind w:left="3240" w:hanging="360"/>
+      </w:pPr>
+      <w:rPr/>
     </w:lvl>
     <w:lvl w:ilvl="8">
       <w:start w:val="1"/>
       <w:numFmt w:val="decimal"/>
       <w:lvlText w:val="%9."/>
-      <w:lvlJc w:val="start"/>
+      <w:lvlJc w:val="left"/>
       <w:pPr>
         <w:tabs>
           <w:tab w:val="num" w:pos="3600"/>
         </w:tabs>
-        <w:ind w:start="3600" w:hanging="360"/>
-      </w:pPr>
+        <w:ind w:left="3600" w:hanging="360"/>
+      </w:pPr>
+      <w:rPr/>
     </w:lvl>
   </w:abstractNum>
   <w:abstractNum w:abstractNumId="2">
@@ -2657,12 +2928,12 @@
       <w:start w:val="1"/>
       <w:numFmt w:val="bullet"/>
       <w:lvlText w:val=""/>
-      <w:lvlJc w:val="start"/>
+      <w:lvlJc w:val="left"/>
       <w:pPr>
         <w:tabs>
           <w:tab w:val="num" w:pos="720"/>
         </w:tabs>
-        <w:ind w:start="720" w:hanging="360"/>
+        <w:ind w:left="720" w:hanging="360"/>
       </w:pPr>
       <w:rPr>
         <w:rFonts w:ascii="Symbol" w:hAnsi="Symbol" w:cs="Symbol" w:hint="default"/>
@@ -2672,97 +2943,105 @@
       <w:start w:val="1"/>
       <w:numFmt w:val="decimal"/>
       <w:lvlText w:val="%2."/>
-      <w:lvlJc w:val="start"/>
+      <w:lvlJc w:val="left"/>
       <w:pPr>
         <w:tabs>
           <w:tab w:val="num" w:pos="1080"/>
         </w:tabs>
-        <w:ind w:start="1080" w:hanging="360"/>
-      </w:pPr>
+        <w:ind w:left="1080" w:hanging="360"/>
+      </w:pPr>
+      <w:rPr/>
     </w:lvl>
     <w:lvl w:ilvl="2">
       <w:start w:val="1"/>
       <w:numFmt w:val="decimal"/>
       <w:lvlText w:val="%3."/>
-      <w:lvlJc w:val="start"/>
+      <w:lvlJc w:val="left"/>
       <w:pPr>
         <w:tabs>
           <w:tab w:val="num" w:pos="1440"/>
         </w:tabs>
-        <w:ind w:start="1440" w:hanging="360"/>
-      </w:pPr>
+        <w:ind w:left="1440" w:hanging="360"/>
+      </w:pPr>
+      <w:rPr/>
     </w:lvl>
     <w:lvl w:ilvl="3">
       <w:start w:val="1"/>
       <w:numFmt w:val="decimal"/>
       <w:lvlText w:val="%4."/>
-      <w:lvlJc w:val="start"/>
+      <w:lvlJc w:val="left"/>
       <w:pPr>
         <w:tabs>
           <w:tab w:val="num" w:pos="1800"/>
         </w:tabs>
-        <w:ind w:start="1800" w:hanging="360"/>
-      </w:pPr>
+        <w:ind w:left="1800" w:hanging="360"/>
+      </w:pPr>
+      <w:rPr/>
     </w:lvl>
     <w:lvl w:ilvl="4">
       <w:start w:val="1"/>
       <w:numFmt w:val="decimal"/>
       <w:lvlText w:val="%5."/>
-      <w:lvlJc w:val="start"/>
+      <w:lvlJc w:val="left"/>
       <w:pPr>
         <w:tabs>
           <w:tab w:val="num" w:pos="2160"/>
         </w:tabs>
-        <w:ind w:start="2160" w:hanging="360"/>
-      </w:pPr>
+        <w:ind w:left="2160" w:hanging="360"/>
+      </w:pPr>
+      <w:rPr/>
     </w:lvl>
     <w:lvl w:ilvl="5">
       <w:start w:val="1"/>
       <w:numFmt w:val="decimal"/>
       <w:lvlText w:val="%6."/>
-      <w:lvlJc w:val="start"/>
+      <w:lvlJc w:val="left"/>
       <w:pPr>
         <w:tabs>
           <w:tab w:val="num" w:pos="2520"/>
         </w:tabs>
-        <w:ind w:start="2520" w:hanging="360"/>
-      </w:pPr>
+        <w:ind w:left="2520" w:hanging="360"/>
+      </w:pPr>
+      <w:rPr/>
     </w:lvl>
     <w:lvl w:ilvl="6">
       <w:start w:val="1"/>
       <w:numFmt w:val="decimal"/>
       <w:lvlText w:val="%7."/>
-      <w:lvlJc w:val="start"/>
+      <w:lvlJc w:val="left"/>
       <w:pPr>
         <w:tabs>
           <w:tab w:val="num" w:pos="2880"/>
         </w:tabs>
-        <w:ind w:start="2880" w:hanging="360"/>
-      </w:pPr>
+        <w:ind w:left="2880" w:hanging="360"/>
+      </w:pPr>
+      <w:rPr/>
     </w:lvl>
     <w:lvl w:ilvl="7">
       <w:start w:val="1"/>
       <w:numFmt w:val="decimal"/>
       <w:lvlText w:val="%8."/>
-      <w:lvlJc w:val="start"/>
+      <w:lvlJc w:val="left"/>
       <w:pPr>
         <w:tabs>
           <w:tab w:val="num" w:pos="3240"/>
         </w:tabs>
-        <w:ind w:start="3240" w:hanging="360"/>
-      </w:pPr>
+        <w:ind w:left="3240" w:hanging="360"/>
+      </w:pPr>
+      <w:rPr/>
     </w:lvl>
     <w:lvl w:ilvl="8">
       <w:start w:val="1"/>
       <w:numFmt w:val="decimal"/>
       <w:lvlText w:val="%9."/>
-      <w:lvlJc w:val="start"/>
+      <w:lvlJc w:val="left"/>
       <w:pPr>
         <w:tabs>
           <w:tab w:val="num" w:pos="3600"/>
         </w:tabs>
-        <w:ind w:start="3600" w:hanging="360"/>
-      </w:pPr>
+        <w:ind w:left="3600" w:hanging="360"/>
+      </w:pPr>
+      <w:rPr/>
     </w:lvl>
   </w:abstractNum>
   <w:abstractNum w:abstractNumId="3">
@@ -2770,12 +3049,12 @@
       <w:start w:val="1"/>
       <w:numFmt w:val="bullet"/>
       <w:lvlText w:val=""/>
-      <w:lvlJc w:val="start"/>
+      <w:lvlJc w:val="left"/>
       <w:pPr>
         <w:tabs>
           <w:tab w:val="num" w:pos="1080"/>
         </w:tabs>
-        <w:ind w:start="1080" w:hanging="360"/>
+        <w:ind w:left="1080" w:hanging="360"/>
       </w:pPr>
       <w:rPr>
         <w:rFonts w:ascii="Symbol" w:hAnsi="Symbol" w:cs="Symbol" w:hint="default"/>
@@ -2785,97 +3064,105 @@
       <w:start w:val="1"/>
       <w:numFmt w:val="decimal"/>
       <w:lvlText w:val="%2."/>
-      <w:lvlJc w:val="start"/>
+      <w:lvlJc w:val="left"/>
       <w:pPr>
         <w:tabs>
           <w:tab w:val="num" w:pos="1080"/>
         </w:tabs>
-        <w:ind w:start="1080" w:hanging="360"/>
-      </w:pPr>
+        <w:ind w:left="1080" w:hanging="360"/>
+      </w:pPr>
+      <w:rPr/>
     </w:lvl>
     <w:lvl w:ilvl="2">
       <w:start w:val="1"/>
       <w:numFmt w:val="decimal"/>
       <w:lvlText w:val="%3."/>
-      <w:lvlJc w:val="start"/>
+      <w:lvlJc w:val="left"/>
       <w:pPr>
         <w:tabs>
           <w:tab w:val="num" w:pos="1440"/>
         </w:tabs>
-        <w:ind w:start="1440" w:hanging="360"/>
-      </w:pPr>
+        <w:ind w:left="1440" w:hanging="360"/>
+      </w:pPr>
+      <w:rPr/>
     </w:lvl>
     <w:lvl w:ilvl="3">
       <w:start w:val="1"/>
       <w:numFmt w:val="decimal"/>
       <w:lvlText w:val="%4."/>
-      <w:lvlJc w:val="start"/>
+      <w:lvlJc w:val="left"/>
       <w:pPr>
         <w:tabs>
           <w:tab w:val="num" w:pos="1800"/>
         </w:tabs>
-        <w:ind w:start="1800" w:hanging="360"/>
-      </w:pPr>
+        <w:ind w:left="1800" w:hanging="360"/>
+      </w:pPr>
+      <w:rPr/>
     </w:lvl>
     <w:lvl w:ilvl="4">
       <w:start w:val="1"/>
       <w:numFmt w:val="decimal"/>
       <w:lvlText w:val="%5."/>
-      <w:lvlJc w:val="start"/>
+      <w:lvlJc w:val="left"/>
       <w:pPr>
         <w:tabs>
           <w:tab w:val="num" w:pos="2160"/>
         </w:tabs>
-        <w:ind w:start="2160" w:hanging="360"/>
-      </w:pPr>
+        <w:ind w:left="2160" w:hanging="360"/>
+      </w:pPr>
+      <w:rPr/>
     </w:lvl>
     <w:lvl w:ilvl="5">
       <w:start w:val="1"/>
       <w:numFmt w:val="decimal"/>
       <w:lvlText w:val="%6."/>
-      <w:lvlJc w:val="start"/>
+      <w:lvlJc w:val="left"/>
       <w:pPr>
         <w:tabs>
           <w:tab w:val="num" w:pos="2520"/>
         </w:tabs>
-        <w:ind w:start="2520" w:hanging="360"/>
-      </w:pPr>
+        <w:ind w:left="2520" w:hanging="360"/>
+      </w:pPr>
+      <w:rPr/>
     </w:lvl>
     <w:lvl w:ilvl="6">
       <w:start w:val="1"/>
       <w:numFmt w:val="decimal"/>
       <w:lvlText w:val="%7."/>
-      <w:lvlJc w:val="start"/>
+      <w:lvlJc w:val="left"/>
       <w:pPr>
         <w:tabs>
           <w:tab w:val="num" w:pos="2880"/>
         </w:tabs>
-        <w:ind w:start="2880" w:hanging="360"/>
-      </w:pPr>
+        <w:ind w:left="2880" w:hanging="360"/>
+      </w:pPr>
+      <w:rPr/>
     </w:lvl>
     <w:lvl w:ilvl="7">
       <w:start w:val="1"/>
       <w:numFmt w:val="decimal"/>
       <w:lvlText w:val="%8."/>
-      <w:lvlJc w:val="start"/>
+      <w:lvlJc w:val="left"/>
       <w:pPr>
         <w:tabs>
           <w:tab w:val="num" w:pos="3240"/>
         </w:tabs>
-        <w:ind w:start="3240" w:hanging="360"/>
-      </w:pPr>
+        <w:ind w:left="3240" w:hanging="360"/>
+      </w:pPr>
+      <w:rPr/>
     </w:lvl>
     <w:lvl w:ilvl="8">
       <w:start w:val="1"/>
       <w:numFmt w:val="decimal"/>
       <w:lvlText w:val="%9."/>
-      <w:lvlJc w:val="start"/>
+      <w:lvlJc w:val="left"/>
       <w:pPr>
         <w:tabs>
           <w:tab w:val="num" w:pos="3600"/>
         </w:tabs>
-        <w:ind w:start="3600" w:hanging="360"/>
-      </w:pPr>
+        <w:ind w:left="3600" w:hanging="360"/>
+      </w:pPr>
+      <w:rPr/>
     </w:lvl>
   </w:abstractNum>
   <w:abstractNum w:abstractNumId="4">
@@ -2883,12 +3170,12 @@
       <w:start w:val="1"/>
       <w:numFmt w:val="decimal"/>
       <w:lvlText w:val="%1."/>
-      <w:lvlJc w:val="start"/>
+      <w:lvlJc w:val="left"/>
       <w:pPr>
         <w:tabs>
           <w:tab w:val="num" w:pos="360"/>
         </w:tabs>
-        <w:ind w:start="360" w:hanging="360"/>
+        <w:ind w:left="360" w:hanging="360"/>
       </w:pPr>
       <w:rPr/>
     </w:lvl>
@@ -2896,97 +3183,105 @@
       <w:start w:val="1"/>
       <w:numFmt w:val="decimal"/>
       <w:lvlText w:val="%2."/>
-      <w:lvlJc w:val="start"/>
+      <w:lvlJc w:val="left"/>
       <w:pPr>
         <w:tabs>
           <w:tab w:val="num" w:pos="1080"/>
         </w:tabs>
-        <w:ind w:start="1080" w:hanging="360"/>
-      </w:pPr>
+        <w:ind w:left="1080" w:hanging="360"/>
+      </w:pPr>
+      <w:rPr/>
     </w:lvl>
     <w:lvl w:ilvl="2">
       <w:start w:val="1"/>
       <w:numFmt w:val="decimal"/>
       <w:lvlText w:val="%3."/>
-      <w:lvlJc w:val="start"/>
+      <w:lvlJc w:val="left"/>
       <w:pPr>
         <w:tabs>
           <w:tab w:val="num" w:pos="1440"/>
         </w:tabs>
-        <w:ind w:start="1440" w:hanging="360"/>
-      </w:pPr>
+        <w:ind w:left="1440" w:hanging="360"/>
+      </w:pPr>
+      <w:rPr/>
     </w:lvl>
     <w:lvl w:ilvl="3">
       <w:start w:val="1"/>
       <w:numFmt w:val="decimal"/>
       <w:lvlText w:val="%4."/>
-      <w:lvlJc w:val="start"/>
+      <w:lvlJc w:val="left"/>
       <w:pPr>
         <w:tabs>
           <w:tab w:val="num" w:pos="1800"/>
         </w:tabs>
-        <w:ind w:start="1800" w:hanging="360"/>
-      </w:pPr>
+        <w:ind w:left="1800" w:hanging="360"/>
+      </w:pPr>
+      <w:rPr/>
     </w:lvl>
     <w:lvl w:ilvl="4">
       <w:start w:val="1"/>
       <w:numFmt w:val="decimal"/>
       <w:lvlText w:val="%5."/>
-      <w:lvlJc w:val="start"/>
+      <w:lvlJc w:val="left"/>
       <w:pPr>
         <w:tabs>
           <w:tab w:val="num" w:pos="2160"/>
         </w:tabs>
-        <w:ind w:start="2160" w:hanging="360"/>
-      </w:pPr>
+        <w:ind w:left="2160" w:hanging="360"/>
+      </w:pPr>
+      <w:rPr/>
     </w:lvl>
     <w:lvl w:ilvl="5">
       <w:start w:val="1"/>
       <w:numFmt w:val="decimal"/>
       <w:lvlText w:val="%6."/>
-      <w:lvlJc w:val="start"/>
+      <w:lvlJc w:val="left"/>
       <w:pPr>
         <w:tabs>
           <w:tab w:val="num" w:pos="2520"/>
         </w:tabs>
-        <w:ind w:start="2520" w:hanging="360"/>
-      </w:pPr>
+        <w:ind w:left="2520" w:hanging="360"/>
+      </w:pPr>
+      <w:rPr/>
     </w:lvl>
     <w:lvl w:ilvl="6">
       <w:start w:val="1"/>
       <w:numFmt w:val="decimal"/>
       <w:lvlText w:val="%7."/>
-      <w:lvlJc w:val="start"/>
+      <w:lvlJc w:val="left"/>
       <w:pPr>
         <w:tabs>
           <w:tab w:val="num" w:pos="2880"/>
         </w:tabs>
-        <w:ind w:start="2880" w:hanging="360"/>
-      </w:pPr>
+        <w:ind w:left="2880" w:hanging="360"/>
+      </w:pPr>
+      <w:rPr/>
     </w:lvl>
     <w:lvl w:ilvl="7">
       <w:start w:val="1"/>
       <w:numFmt w:val="decimal"/>
       <w:lvlText w:val="%8."/>
-      <w:lvlJc w:val="start"/>
+      <w:lvlJc w:val="left"/>
       <w:pPr>
         <w:tabs>
           <w:tab w:val="num" w:pos="3240"/>
         </w:tabs>
-        <w:ind w:start="3240" w:hanging="360"/>
-      </w:pPr>
+        <w:ind w:left="3240" w:hanging="360"/>
+      </w:pPr>
+      <w:rPr/>
     </w:lvl>
     <w:lvl w:ilvl="8">
       <w:start w:val="1"/>
       <w:numFmt w:val="decimal"/>
       <w:lvlText w:val="%9."/>
-      <w:lvlJc w:val="start"/>
+      <w:lvlJc w:val="left"/>
       <w:pPr>
         <w:tabs>
           <w:tab w:val="num" w:pos="3600"/>
         </w:tabs>
-        <w:ind w:start="3600" w:hanging="360"/>
-      </w:pPr>
+        <w:ind w:left="3600" w:hanging="360"/>
+      </w:pPr>
+      <w:rPr/>
     </w:lvl>
   </w:abstractNum>
   <w:abstractNum w:abstractNumId="5">
@@ -2994,12 +3289,12 @@
       <w:start w:val="1"/>
       <w:numFmt w:val="decimal"/>
       <w:lvlText w:val="%1."/>
-      <w:lvlJc w:val="start"/>
+      <w:lvlJc w:val="left"/>
       <w:pPr>
         <w:tabs>
           <w:tab w:val="num" w:pos="720"/>
         </w:tabs>
-        <w:ind w:start="720" w:hanging="360"/>
+        <w:ind w:left="720" w:hanging="360"/>
       </w:pPr>
       <w:rPr/>
     </w:lvl>
@@ -3007,97 +3302,105 @@
       <w:start w:val="1"/>
       <w:numFmt w:val="decimal"/>
       <w:lvlText w:val="%2."/>
-      <w:lvlJc w:val="start"/>
+      <w:lvlJc w:val="left"/>
       <w:pPr>
         <w:tabs>
           <w:tab w:val="num" w:pos="1080"/>
         </w:tabs>
-        <w:ind w:start="1080" w:hanging="360"/>
-      </w:pPr>
+        <w:ind w:left="1080" w:hanging="360"/>
+      </w:pPr>
+      <w:rPr/>
     </w:lvl>
     <w:lvl w:ilvl="2">
       <w:start w:val="1"/>
       <w:numFmt w:val="decimal"/>
       <w:lvlText w:val="%3."/>
-      <w:lvlJc w:val="start"/>
+      <w:lvlJc w:val="left"/>
       <w:pPr>
         <w:tabs>
           <w:tab w:val="num" w:pos="1440"/>
         </w:tabs>
-        <w:ind w:start="1440" w:hanging="360"/>
-      </w:pPr>
+        <w:ind w:left="1440" w:hanging="360"/>
+      </w:pPr>
+      <w:rPr/>
     </w:lvl>
     <w:lvl w:ilvl="3">
       <w:start w:val="1"/>
       <w:numFmt w:val="decimal"/>
       <w:lvlText w:val="%4."/>
-      <w:lvlJc w:val="start"/>
+      <w:lvlJc w:val="left"/>
       <w:pPr>
         <w:tabs>
           <w:tab w:val="num" w:pos="1800"/>
         </w:tabs>
-        <w:ind w:start="1800" w:hanging="360"/>
-      </w:pPr>
+        <w:ind w:left="1800" w:hanging="360"/>
+      </w:pPr>
+      <w:rPr/>
     </w:lvl>
     <w:lvl w:ilvl="4">
       <w:start w:val="1"/>
       <w:numFmt w:val="decimal"/>
       <w:lvlText w:val="%5."/>
-      <w:lvlJc w:val="start"/>
+      <w:lvlJc w:val="left"/>
       <w:pPr>
         <w:tabs>
           <w:tab w:val="num" w:pos="2160"/>
         </w:tabs>
-        <w:ind w:start="2160" w:hanging="360"/>
-      </w:pPr>
+        <w:ind w:left="2160" w:hanging="360"/>
+      </w:pPr>
+      <w:rPr/>
     </w:lvl>
     <w:lvl w:ilvl="5">
       <w:start w:val="1"/>
       <w:numFmt w:val="decimal"/>
       <w:lvlText w:val="%6."/>
-      <w:lvlJc w:val="start"/>
+      <w:lvlJc w:val="left"/>
       <w:pPr>
         <w:tabs>
           <w:tab w:val="num" w:pos="2520"/>
         </w:tabs>
-        <w:ind w:start="2520" w:hanging="360"/>
-      </w:pPr>
+        <w:ind w:left="2520" w:hanging="360"/>
+      </w:pPr>
+      <w:rPr/>
     </w:lvl>
     <w:lvl w:ilvl="6">
       <w:start w:val="1"/>
       <w:numFmt w:val="decimal"/>
       <w:lvlText w:val="%7."/>
-      <w:lvlJc w:val="start"/>
+      <w:lvlJc w:val="left"/>
       <w:pPr>
         <w:tabs>
           <w:tab w:val="num" w:pos="2880"/>
         </w:tabs>
-        <w:ind w:start="2880" w:hanging="360"/>
-      </w:pPr>
+        <w:ind w:left="2880" w:hanging="360"/>
+      </w:pPr>
+      <w:rPr/>
     </w:lvl>
     <w:lvl w:ilvl="7">
       <w:start w:val="1"/>
       <w:numFmt w:val="decimal"/>
       <w:lvlText w:val="%8."/>
-      <w:lvlJc w:val="start"/>
+      <w:lvlJc w:val="left"/>
       <w:pPr>
         <w:tabs>
           <w:tab w:val="num" w:pos="3240"/>
         </w:tabs>
-        <w:ind w:start="3240" w:hanging="360"/>
-      </w:pPr>
+        <w:ind w:left="3240" w:hanging="360"/>
+      </w:pPr>
+      <w:rPr/>
     </w:lvl>
     <w:lvl w:ilvl="8">
       <w:start w:val="1"/>
       <w:numFmt w:val="decimal"/>
       <w:lvlText w:val="%9."/>
-      <w:lvlJc w:val="start"/>
+      <w:lvlJc w:val="left"/>
       <w:pPr>
         <w:tabs>
           <w:tab w:val="num" w:pos="3600"/>
         </w:tabs>
-        <w:ind w:start="3600" w:hanging="360"/>
-      </w:pPr>
+        <w:ind w:left="3600" w:hanging="360"/>
+      </w:pPr>
+      <w:rPr/>
     </w:lvl>
   </w:abstractNum>
   <w:abstractNum w:abstractNumId="6">
@@ -3105,12 +3408,12 @@
       <w:start w:val="1"/>
       <w:numFmt w:val="decimal"/>
       <w:lvlText w:val="%1."/>
-      <w:lvlJc w:val="start"/>
+      <w:lvlJc w:val="left"/>
       <w:pPr>
         <w:tabs>
           <w:tab w:val="num" w:pos="1080"/>
         </w:tabs>
-        <w:ind w:start="1080" w:hanging="360"/>
+        <w:ind w:left="1080" w:hanging="360"/>
       </w:pPr>
       <w:rPr/>
     </w:lvl>
@@ -3118,97 +3421,105 @@
       <w:start w:val="1"/>
       <w:numFmt w:val="decimal"/>
       <w:lvlText w:val="%2."/>
-      <w:lvlJc w:val="start"/>
+      <w:lvlJc w:val="left"/>
       <w:pPr>
         <w:tabs>
           <w:tab w:val="num" w:pos="1080"/>
         </w:tabs>
-        <w:ind w:start="1080" w:hanging="360"/>
-      </w:pPr>
+        <w:ind w:left="1080" w:hanging="360"/>
+      </w:pPr>
+      <w:rPr/>
     </w:lvl>
     <w:lvl w:ilvl="2">
       <w:start w:val="1"/>
       <w:numFmt w:val="decimal"/>
       <w:lvlText w:val="%3."/>
-      <w:lvlJc w:val="start"/>
+      <w:lvlJc w:val="left"/>
       <w:pPr>
         <w:tabs>
           <w:tab w:val="num" w:pos="1440"/>
         </w:tabs>
-        <w:ind w:start="1440" w:hanging="360"/>
-      </w:pPr>
+        <w:ind w:left="1440" w:hanging="360"/>
+      </w:pPr>
+      <w:rPr/>
     </w:lvl>
     <w:lvl w:ilvl="3">
       <w:start w:val="1"/>
       <w:numFmt w:val="decimal"/>
       <w:lvlText w:val="%4."/>
-      <w:lvlJc w:val="start"/>
+      <w:lvlJc w:val="left"/>
       <w:pPr>
         <w:tabs>
           <w:tab w:val="num" w:pos="1800"/>
         </w:tabs>
-        <w:ind w:start="1800" w:hanging="360"/>
-      </w:pPr>
+        <w:ind w:left="1800" w:hanging="360"/>
+      </w:pPr>
+      <w:rPr/>
     </w:lvl>
     <w:lvl w:ilvl="4">
       <w:start w:val="1"/>
       <w:numFmt w:val="decimal"/>
       <w:lvlText w:val="%5."/>
-      <w:lvlJc w:val="start"/>
+      <w:lvlJc w:val="left"/>
       <w:pPr>
         <w:tabs>
           <w:tab w:val="num" w:pos="2160"/>
         </w:tabs>
-        <w:ind w:start="2160" w:hanging="360"/>
-      </w:pPr>
+        <w:ind w:left="2160" w:hanging="360"/>
+      </w:pPr>
+      <w:rPr/>
     </w:lvl>
     <w:lvl w:ilvl="5">
       <w:start w:val="1"/>
       <w:numFmt w:val="decimal"/>
       <w:lvlText w:val="%6."/>
-      <w:lvlJc w:val="start"/>
+      <w:lvlJc w:val="left"/>
       <w:pPr>
         <w:tabs>
           <w:tab w:val="num" w:pos="2520"/>
         </w:tabs>
-        <w:ind w:start="2520" w:hanging="360"/>
-      </w:pPr>
+        <w:ind w:left="2520" w:hanging="360"/>
+      </w:pPr>
+      <w:rPr/>
     </w:lvl>
     <w:lvl w:ilvl="6">
       <w:start w:val="1"/>
       <w:numFmt w:val="decimal"/>
       <w:lvlText w:val="%7."/>
-      <w:lvlJc w:val="start"/>
+      <w:lvlJc w:val="left"/>
       <w:pPr>
         <w:tabs>
           <w:tab w:val="num" w:pos="2880"/>
         </w:tabs>
-        <w:ind w:start="2880" w:hanging="360"/>
-      </w:pPr>
+        <w:ind w:left="2880" w:hanging="360"/>
+      </w:pPr>
+      <w:rPr/>
     </w:lvl>
     <w:lvl w:ilvl="7">
       <w:start w:val="1"/>
       <w:numFmt w:val="decimal"/>
       <w:lvlText w:val="%8."/>
-      <w:lvlJc w:val="start"/>
+      <w:lvlJc w:val="left"/>
       <w:pPr>
         <w:tabs>
           <w:tab w:val="num" w:pos="3240"/>
         </w:tabs>
-        <w:ind w:start="3240" w:hanging="360"/>
-      </w:pPr>
+        <w:ind w:left="3240" w:hanging="360"/>
+      </w:pPr>
+      <w:rPr/>
     </w:lvl>
     <w:lvl w:ilvl="8">
       <w:start w:val="1"/>
       <w:numFmt w:val="decimal"/>
       <w:lvlText w:val="%9."/>
-      <w:lvlJc w:val="start"/>
+      <w:lvlJc w:val="left"/>
       <w:pPr>
         <w:tabs>
           <w:tab w:val="num" w:pos="3600"/>
         </w:tabs>
-        <w:ind w:start="3600" w:hanging="360"/>
-      </w:pPr>
+        <w:ind w:left="3600" w:hanging="360"/>
+      </w:pPr>
+      <w:rPr/>
     </w:lvl>
   </w:abstractNum>
   <w:abstractNum w:abstractNumId="7">
@@ -3216,12 +3527,12 @@
       <w:start w:val="1"/>
       <w:numFmt w:val="decimal"/>
       <w:lvlText w:val="%1."/>
-      <w:lvlJc w:val="start"/>
+      <w:lvlJc w:val="left"/>
       <w:pPr>
         <w:tabs>
           <w:tab w:val="num" w:pos="360"/>
         </w:tabs>
-        <w:ind w:start="360" w:hanging="360"/>
+        <w:ind w:left="360" w:hanging="360"/>
       </w:pPr>
       <w:rPr/>
     </w:lvl>
@@ -3229,97 +3540,105 @@
       <w:start w:val="1"/>
       <w:numFmt w:val="decimal"/>
       <w:lvlText w:val="%2."/>
-      <w:lvlJc w:val="start"/>
+      <w:lvlJc w:val="left"/>
       <w:pPr>
         <w:tabs>
           <w:tab w:val="num" w:pos="1080"/>
         </w:tabs>
-        <w:ind w:start="1080" w:hanging="360"/>
-      </w:pPr>
+        <w:ind w:left="1080" w:hanging="360"/>
+      </w:pPr>
+      <w:rPr/>
     </w:lvl>
     <w:lvl w:ilvl="2">
       <w:start w:val="1"/>
       <w:numFmt w:val="decimal"/>
       <w:lvlText w:val="%3."/>
-      <w:lvlJc w:val="start"/>
+      <w:lvlJc w:val="left"/>
       <w:pPr>
         <w:tabs>
           <w:tab w:val="num" w:pos="1440"/>
         </w:tabs>
-        <w:ind w:start="1440" w:hanging="360"/>
-      </w:pPr>
+        <w:ind w:left="1440" w:hanging="360"/>
+      </w:pPr>
+      <w:rPr/>
     </w:lvl>
     <w:lvl w:ilvl="3">
       <w:start w:val="1"/>
       <w:numFmt w:val="decimal"/>
       <w:lvlText w:val="%4."/>
-      <w:lvlJc w:val="start"/>
+      <w:lvlJc w:val="left"/>
       <w:pPr>
         <w:tabs>
           <w:tab w:val="num" w:pos="1800"/>
         </w:tabs>
-        <w:ind w:start="1800" w:hanging="360"/>
-      </w:pPr>
+        <w:ind w:left="1800" w:hanging="360"/>
+      </w:pPr>
+      <w:rPr/>
     </w:lvl>
     <w:lvl w:ilvl="4">
       <w:start w:val="1"/>
       <w:numFmt w:val="decimal"/>
       <w:lvlText w:val="%5."/>
-      <w:lvlJc w:val="start"/>
+      <w:lvlJc w:val="left"/>
       <w:pPr>
         <w:tabs>
           <w:tab w:val="num" w:pos="2160"/>
         </w:tabs>
-        <w:ind w:start="2160" w:hanging="360"/>
-      </w:pPr>
+        <w:ind w:left="2160" w:hanging="360"/>
+      </w:pPr>
+      <w:rPr/>
     </w:lvl>
     <w:lvl w:ilvl="5">
       <w:start w:val="1"/>
       <w:numFmt w:val="decimal"/>
       <w:lvlText w:val="%6."/>
-      <w:lvlJc w:val="start"/>
+      <w:lvlJc w:val="left"/>
       <w:pPr>
         <w:tabs>
           <w:tab w:val="num" w:pos="2520"/>
         </w:tabs>
-        <w:ind w:start="2520" w:hanging="360"/>
-      </w:pPr>
+        <w:ind w:left="2520" w:hanging="360"/>
+      </w:pPr>
+      <w:rPr/>
     </w:lvl>
     <w:lvl w:ilvl="6">
       <w:start w:val="1"/>
       <w:numFmt w:val="decimal"/>
       <w:lvlText w:val="%7."/>
-      <w:lvlJc w:val="start"/>
+      <w:lvlJc w:val="left"/>
       <w:pPr>
         <w:tabs>
           <w:tab w:val="num" w:pos="2880"/>
         </w:tabs>
-        <w:ind w:start="2880" w:hanging="360"/>
-      </w:pPr>
+        <w:ind w:left="2880" w:hanging="360"/>
+      </w:pPr>
+      <w:rPr/>
     </w:lvl>
     <w:lvl w:ilvl="7">
       <w:start w:val="1"/>
       <w:numFmt w:val="decimal"/>
       <w:lvlText w:val="%8."/>
-      <w:lvlJc w:val="start"/>
+      <w:lvlJc w:val="left"/>
       <w:pPr>
         <w:tabs>
           <w:tab w:val="num" w:pos="3240"/>
         </w:tabs>
-        <w:ind w:start="3240" w:hanging="360"/>
-      </w:pPr>
+        <w:ind w:left="3240" w:hanging="360"/>
+      </w:pPr>
+      <w:rPr/>
     </w:lvl>
     <w:lvl w:ilvl="8">
       <w:start w:val="1"/>
       <w:numFmt w:val="decimal"/>
       <w:lvlText w:val="%9."/>
-      <w:lvlJc w:val="start"/>
+      <w:lvlJc w:val="left"/>
       <w:pPr>
         <w:tabs>
           <w:tab w:val="num" w:pos="3600"/>
         </w:tabs>
-        <w:ind w:start="3600" w:hanging="360"/>
-      </w:pPr>
+        <w:ind w:left="3600" w:hanging="360"/>
+      </w:pPr>
+      <w:rPr/>
     </w:lvl>
   </w:abstractNum>
   <w:abstractNum w:abstractNumId="8">
@@ -3327,12 +3646,12 @@
       <w:start w:val="1"/>
       <w:numFmt w:val="decimal"/>
       <w:lvlText w:val="%1."/>
-      <w:lvlJc w:val="start"/>
+      <w:lvlJc w:val="left"/>
       <w:pPr>
         <w:tabs>
           <w:tab w:val="num" w:pos="360"/>
         </w:tabs>
-        <w:ind w:start="360" w:hanging="360"/>
+        <w:ind w:left="360" w:hanging="360"/>
       </w:pPr>
       <w:rPr/>
     </w:lvl>
@@ -3340,97 +3659,105 @@
       <w:start w:val="1"/>
       <w:numFmt w:val="decimal"/>
       <w:lvlText w:val="%2."/>
-      <w:lvlJc w:val="start"/>
+      <w:lvlJc w:val="left"/>
       <w:pPr>
         <w:tabs>
           <w:tab w:val="num" w:pos="1080"/>
         </w:tabs>
-        <w:ind w:start="1080" w:hanging="360"/>
-      </w:pPr>
+        <w:ind w:left="1080" w:hanging="360"/>
+      </w:pPr>
+      <w:rPr/>
     </w:lvl>
     <w:lvl w:ilvl="2">
       <w:start w:val="1"/>
       <w:numFmt w:val="decimal"/>
       <w:lvlText w:val="%3."/>
-      <w:lvlJc w:val="start"/>
+      <w:lvlJc w:val="left"/>
       <w:pPr>
         <w:tabs>
           <w:tab w:val="num" w:pos="1440"/>
         </w:tabs>
-        <w:ind w:start="1440" w:hanging="360"/>
-      </w:pPr>
+        <w:ind w:left="1440" w:hanging="360"/>
+      </w:pPr>
+      <w:rPr/>
     </w:lvl>
     <w:lvl w:ilvl="3">
       <w:start w:val="1"/>
       <w:numFmt w:val="decimal"/>
       <w:lvlText w:val="%4."/>
-      <w:lvlJc w:val="start"/>
+      <w:lvlJc w:val="left"/>
       <w:pPr>
         <w:tabs>
           <w:tab w:val="num" w:pos="1800"/>
         </w:tabs>
-        <w:ind w:start="1800" w:hanging="360"/>
-      </w:pPr>
+        <w:ind w:left="1800" w:hanging="360"/>
+      </w:pPr>
+      <w:rPr/>
     </w:lvl>
     <w:lvl w:ilvl="4">
       <w:start w:val="1"/>
       <w:numFmt w:val="decimal"/>
       <w:lvlText w:val="%5."/>
-      <w:lvlJc w:val="start"/>
+      <w:lvlJc w:val="left"/>
       <w:pPr>
         <w:tabs>
           <w:tab w:val="num" w:pos="2160"/>
         </w:tabs>
-        <w:ind w:start="2160" w:hanging="360"/>
-      </w:pPr>
+        <w:ind w:left="2160" w:hanging="360"/>
+      </w:pPr>
+      <w:rPr/>
     </w:lvl>
     <w:lvl w:ilvl="5">
       <w:start w:val="1"/>
       <w:numFmt w:val="decimal"/>
       <w:lvlText w:val="%6."/>
-      <w:lvlJc w:val="start"/>
+      <w:lvlJc w:val="left"/>
       <w:pPr>
         <w:tabs>
           <w:tab w:val="num" w:pos="2520"/>
         </w:tabs>
-        <w:ind w:start="2520" w:hanging="360"/>
-      </w:pPr>
+        <w:ind w:left="2520" w:hanging="360"/>
+      </w:pPr>
+      <w:rPr/>
     </w:lvl>
     <w:lvl w:ilvl="6">
       <w:start w:val="1"/>
       <w:numFmt w:val="decimal"/>
       <w:lvlText w:val="%7."/>
-      <w:lvlJc w:val="start"/>
+      <w:lvlJc w:val="left"/>
       <w:pPr>
         <w:tabs>
           <w:tab w:val="num" w:pos="2880"/>
         </w:tabs>
-        <w:ind w:start="2880" w:hanging="360"/>
-      </w:pPr>
+        <w:ind w:left="2880" w:hanging="360"/>
+      </w:pPr>
+      <w:rPr/>
     </w:lvl>
     <w:lvl w:ilvl="7">
       <w:start w:val="1"/>
       <w:numFmt w:val="decimal"/>
       <w:lvlText w:val="%8."/>
-      <w:lvlJc w:val="start"/>
+      <w:lvlJc w:val="left"/>
       <w:pPr>
         <w:tabs>
           <w:tab w:val="num" w:pos="3240"/>
         </w:tabs>
-        <w:ind w:start="3240" w:hanging="360"/>
-      </w:pPr>
+        <w:ind w:left="3240" w:hanging="360"/>
+      </w:pPr>
+      <w:rPr/>
     </w:lvl>
     <w:lvl w:ilvl="8">
       <w:start w:val="1"/>
       <w:numFmt w:val="decimal"/>
       <w:lvlText w:val="%9."/>
-      <w:lvlJc w:val="start"/>
+      <w:lvlJc w:val="left"/>
       <w:pPr>
         <w:tabs>
           <w:tab w:val="num" w:pos="3600"/>
         </w:tabs>
-        <w:ind w:start="3600" w:hanging="360"/>
-      </w:pPr>
+        <w:ind w:left="3600" w:hanging="360"/>
+      </w:pPr>
+      <w:rPr/>
     </w:lvl>
   </w:abstractNum>
   <w:abstractNum w:abstractNumId="9">
@@ -3438,12 +3765,12 @@
       <w:start w:val="1"/>
       <w:numFmt w:val="decimal"/>
       <w:lvlText w:val="%1."/>
-      <w:lvlJc w:val="start"/>
+      <w:lvlJc w:val="left"/>
       <w:pPr>
         <w:tabs>
           <w:tab w:val="num" w:pos="360"/>
         </w:tabs>
-        <w:ind w:start="360" w:hanging="360"/>
+        <w:ind w:left="360" w:hanging="360"/>
       </w:pPr>
       <w:rPr/>
     </w:lvl>
@@ -3451,97 +3778,105 @@
       <w:start w:val="1"/>
       <w:numFmt w:val="decimal"/>
       <w:lvlText w:val="%2."/>
-      <w:lvlJc w:val="start"/>
+      <w:lvlJc w:val="left"/>
       <w:pPr>
         <w:tabs>
           <w:tab w:val="num" w:pos="1080"/>
         </w:tabs>
-        <w:ind w:start="1080" w:hanging="360"/>
-      </w:pPr>
+        <w:ind w:left="1080" w:hanging="360"/>
+      </w:pPr>
+      <w:rPr/>
     </w:lvl>
     <w:lvl w:ilvl="2">
       <w:start w:val="1"/>
       <w:numFmt w:val="decimal"/>
       <w:lvlText w:val="%3."/>
-      <w:lvlJc w:val="start"/>
+      <w:lvlJc w:val="left"/>
       <w:pPr>
         <w:tabs>
           <w:tab w:val="num" w:pos="1440"/>
         </w:tabs>
-        <w:ind w:start="1440" w:hanging="360"/>
-      </w:pPr>
+        <w:ind w:left="1440" w:hanging="360"/>
+      </w:pPr>
+      <w:rPr/>
     </w:lvl>
     <w:lvl w:ilvl="3">
       <w:start w:val="1"/>
       <w:numFmt w:val="decimal"/>
       <w:lvlText w:val="%4."/>
-      <w:lvlJc w:val="start"/>
+      <w:lvlJc w:val="left"/>
       <w:pPr>
         <w:tabs>
           <w:tab w:val="num" w:pos="1800"/>
         </w:tabs>
-        <w:ind w:start="1800" w:hanging="360"/>
-      </w:pPr>
+        <w:ind w:left="1800" w:hanging="360"/>
+      </w:pPr>
+      <w:rPr/>
     </w:lvl>
     <w:lvl w:ilvl="4">
       <w:start w:val="1"/>
       <w:numFmt w:val="decimal"/>
       <w:lvlText w:val="%5."/>
-      <w:lvlJc w:val="start"/>
+      <w:lvlJc w:val="left"/>
       <w:pPr>
         <w:tabs>
           <w:tab w:val="num" w:pos="2160"/>
         </w:tabs>
-        <w:ind w:start="2160" w:hanging="360"/>
-      </w:pPr>
+        <w:ind w:left="2160" w:hanging="360"/>
+      </w:pPr>
+      <w:rPr/>
     </w:lvl>
     <w:lvl w:ilvl="5">
       <w:start w:val="1"/>
       <w:numFmt w:val="decimal"/>
       <w:lvlText w:val="%6."/>
-      <w:lvlJc w:val="start"/>
+      <w:lvlJc w:val="left"/>
       <w:pPr>
         <w:tabs>
           <w:tab w:val="num" w:pos="2520"/>
         </w:tabs>
-        <w:ind w:start="2520" w:hanging="360"/>
-      </w:pPr>
+        <w:ind w:left="2520" w:hanging="360"/>
+      </w:pPr>
+      <w:rPr/>
     </w:lvl>
     <w:lvl w:ilvl="6">
       <w:start w:val="1"/>
       <w:numFmt w:val="decimal"/>
       <w:lvlText w:val="%7."/>
-      <w:lvlJc w:val="start"/>
+      <w:lvlJc w:val="left"/>
       <w:pPr>
         <w:tabs>
           <w:tab w:val="num" w:pos="2880"/>
         </w:tabs>
-        <w:ind w:start="2880" w:hanging="360"/>
-      </w:pPr>
+        <w:ind w:left="2880" w:hanging="360"/>
+      </w:pPr>
+      <w:rPr/>
     </w:lvl>
     <w:lvl w:ilvl="7">
       <w:start w:val="1"/>
       <w:numFmt w:val="decimal"/>
       <w:lvlText w:val="%8."/>
-      <w:lvlJc w:val="start"/>
+      <w:lvlJc w:val="left"/>
       <w:pPr>
         <w:tabs>
           <w:tab w:val="num" w:pos="3240"/>
         </w:tabs>
-        <w:ind w:start="3240" w:hanging="360"/>
-      </w:pPr>
+        <w:ind w:left="3240" w:hanging="360"/>
+      </w:pPr>
+      <w:rPr/>
     </w:lvl>
     <w:lvl w:ilvl="8">
       <w:start w:val="1"/>
       <w:numFmt w:val="decimal"/>
       <w:lvlText w:val="%9."/>
-      <w:lvlJc w:val="start"/>
+      <w:lvlJc w:val="left"/>
       <w:pPr>
         <w:tabs>
           <w:tab w:val="num" w:pos="3600"/>
         </w:tabs>
-        <w:ind w:start="3600" w:hanging="360"/>
-      </w:pPr>
+        <w:ind w:left="3600" w:hanging="360"/>
+      </w:pPr>
+      <w:rPr/>
     </w:lvl>
   </w:abstractNum>
   <w:abstractNum w:abstractNumId="10">
@@ -3549,12 +3884,12 @@
       <w:start w:val="1"/>
       <w:numFmt w:val="decimal"/>
       <w:lvlText w:val="%1."/>
-      <w:lvlJc w:val="start"/>
+      <w:lvlJc w:val="left"/>
       <w:pPr>
         <w:tabs>
           <w:tab w:val="num" w:pos="360"/>
         </w:tabs>
-        <w:ind w:start="360" w:hanging="360"/>
+        <w:ind w:left="360" w:hanging="360"/>
       </w:pPr>
       <w:rPr/>
     </w:lvl>
@@ -3562,97 +3897,105 @@
       <w:start w:val="1"/>
       <w:numFmt w:val="decimal"/>
       <w:lvlText w:val="%2."/>
-      <w:lvlJc w:val="start"/>
+      <w:lvlJc w:val="left"/>
       <w:pPr>
         <w:tabs>
           <w:tab w:val="num" w:pos="1080"/>
         </w:tabs>
-        <w:ind w:start="1080" w:hanging="360"/>
-      </w:pPr>
+        <w:ind w:left="1080" w:hanging="360"/>
+      </w:pPr>
+      <w:rPr/>
     </w:lvl>
     <w:lvl w:ilvl="2">
       <w:start w:val="1"/>
       <w:numFmt w:val="decimal"/>
       <w:lvlText w:val="%3."/>
-      <w:lvlJc w:val="start"/>
+      <w:lvlJc w:val="left"/>
       <w:pPr>
         <w:tabs>
           <w:tab w:val="num" w:pos="1440"/>
         </w:tabs>
-        <w:ind w:start="1440" w:hanging="360"/>
-      </w:pPr>
+        <w:ind w:left="1440" w:hanging="360"/>
+      </w:pPr>
+      <w:rPr/>
     </w:lvl>
     <w:lvl w:ilvl="3">
       <w:start w:val="1"/>
       <w:numFmt w:val="decimal"/>
       <w:lvlText w:val="%4."/>
-      <w:lvlJc w:val="start"/>
+      <w:lvlJc w:val="left"/>
       <w:pPr>
         <w:tabs>
           <w:tab w:val="num" w:pos="1800"/>
         </w:tabs>
-        <w:ind w:start="1800" w:hanging="360"/>
-      </w:pPr>
+        <w:ind w:left="1800" w:hanging="360"/>
+      </w:pPr>
+      <w:rPr/>
     </w:lvl>
     <w:lvl w:ilvl="4">
       <w:start w:val="1"/>
       <w:numFmt w:val="decimal"/>
       <w:lvlText w:val="%5."/>
-      <w:lvlJc w:val="start"/>
+      <w:lvlJc w:val="left"/>
       <w:pPr>
         <w:tabs>
           <w:tab w:val="num" w:pos="2160"/>
         </w:tabs>
-        <w:ind w:start="2160" w:hanging="360"/>
-      </w:pPr>
+        <w:ind w:left="2160" w:hanging="360"/>
+      </w:pPr>
+      <w:rPr/>
     </w:lvl>
     <w:lvl w:ilvl="5">
       <w:start w:val="1"/>
       <w:numFmt w:val="decimal"/>
       <w:lvlText w:val="%6."/>
-      <w:lvlJc w:val="start"/>
+      <w:lvlJc w:val="left"/>
       <w:pPr>
         <w:tabs>
           <w:tab w:val="num" w:pos="2520"/>
         </w:tabs>
-        <w:ind w:start="2520" w:hanging="360"/>
-      </w:pPr>
+        <w:ind w:left="2520" w:hanging="360"/>
+      </w:pPr>
+      <w:rPr/>
     </w:lvl>
     <w:lvl w:ilvl="6">
       <w:start w:val="1"/>
       <w:numFmt w:val="decimal"/>
       <w:lvlText w:val="%7."/>
-      <w:lvlJc w:val="start"/>
+      <w:lvlJc w:val="left"/>
       <w:pPr>
         <w:tabs>
           <w:tab w:val="num" w:pos="2880"/>
         </w:tabs>
-        <w:ind w:start="2880" w:hanging="360"/>
-      </w:pPr>
+        <w:ind w:left="2880" w:hanging="360"/>
+      </w:pPr>
+      <w:rPr/>
     </w:lvl>
     <w:lvl w:ilvl="7">
       <w:start w:val="1"/>
       <w:numFmt w:val="decimal"/>
       <w:lvlText w:val="%8."/>
-      <w:lvlJc w:val="start"/>
+      <w:lvlJc w:val="left"/>
       <w:pPr>
         <w:tabs>
           <w:tab w:val="num" w:pos="3240"/>
         </w:tabs>
-        <w:ind w:start="3240" w:hanging="360"/>
-      </w:pPr>
+        <w:ind w:left="3240" w:hanging="360"/>
+      </w:pPr>
+      <w:rPr/>
     </w:lvl>
     <w:lvl w:ilvl="8">
       <w:start w:val="1"/>
       <w:numFmt w:val="decimal"/>
       <w:lvlText w:val="%9."/>
-      <w:lvlJc w:val="start"/>
+      <w:lvlJc w:val="left"/>
       <w:pPr>
         <w:tabs>
           <w:tab w:val="num" w:pos="3600"/>
         </w:tabs>
-        <w:ind w:start="3600" w:hanging="360"/>
-      </w:pPr>
+        <w:ind w:left="3600" w:hanging="360"/>
+      </w:pPr>
+      <w:rPr/>
     </w:lvl>
   </w:abstractNum>
   <w:abstractNum w:abstractNumId="11">
@@ -3660,12 +4003,12 @@
       <w:start w:val="1"/>
       <w:numFmt w:val="decimal"/>
       <w:lvlText w:val="%1."/>
-      <w:lvlJc w:val="start"/>
+      <w:lvlJc w:val="left"/>
       <w:pPr>
         <w:tabs>
           <w:tab w:val="num" w:pos="360"/>
         </w:tabs>
-        <w:ind w:start="360" w:hanging="360"/>
+        <w:ind w:left="360" w:hanging="360"/>
       </w:pPr>
       <w:rPr/>
     </w:lvl>
@@ -3673,97 +4016,105 @@
       <w:start w:val="1"/>
       <w:numFmt w:val="decimal"/>
       <w:lvlText w:val="%2."/>
-      <w:lvlJc w:val="start"/>
+      <w:lvlJc w:val="left"/>
       <w:pPr>
         <w:tabs>
           <w:tab w:val="num" w:pos="1080"/>
         </w:tabs>
-        <w:ind w:start="1080" w:hanging="360"/>
-      </w:pPr>
+        <w:ind w:left="1080" w:hanging="360"/>
+      </w:pPr>
+      <w:rPr/>
     </w:lvl>
     <w:lvl w:ilvl="2">
       <w:start w:val="1"/>
       <w:numFmt w:val="decimal"/>
       <w:lvlText w:val="%3."/>
-      <w:lvlJc w:val="start"/>
+      <w:lvlJc w:val="left"/>
       <w:pPr>
         <w:tabs>
           <w:tab w:val="num" w:pos="1440"/>
         </w:tabs>
-        <w:ind w:start="1440" w:hanging="360"/>
-      </w:pPr>
+        <w:ind w:left="1440" w:hanging="360"/>
+      </w:pPr>
+      <w:rPr/>
     </w:lvl>
     <w:lvl w:ilvl="3">
       <w:start w:val="1"/>
       <w:numFmt w:val="decimal"/>
       <w:lvlText w:val="%4."/>
-      <w:lvlJc w:val="start"/>
+      <w:lvlJc w:val="left"/>
       <w:pPr>
         <w:tabs>
           <w:tab w:val="num" w:pos="1800"/>
         </w:tabs>
-        <w:ind w:start="1800" w:hanging="360"/>
-      </w:pPr>
+        <w:ind w:left="1800" w:hanging="360"/>
+      </w:pPr>
+      <w:rPr/>
     </w:lvl>
     <w:lvl w:ilvl="4">
       <w:start w:val="1"/>
       <w:numFmt w:val="decimal"/>
       <w:lvlText w:val="%5."/>
-      <w:lvlJc w:val="start"/>
+      <w:lvlJc w:val="left"/>
       <w:pPr>
         <w:tabs>
           <w:tab w:val="num" w:pos="2160"/>
         </w:tabs>
-        <w:ind w:start="2160" w:hanging="360"/>
-      </w:pPr>
+        <w:ind w:left="2160" w:hanging="360"/>
+      </w:pPr>
+      <w:rPr/>
     </w:lvl>
     <w:lvl w:ilvl="5">
       <w:start w:val="1"/>
       <w:numFmt w:val="decimal"/>
       <w:lvlText w:val="%6."/>
-      <w:lvlJc w:val="start"/>
+      <w:lvlJc w:val="left"/>
       <w:pPr>
         <w:tabs>
           <w:tab w:val="num" w:pos="2520"/>
         </w:tabs>
-        <w:ind w:start="2520" w:hanging="360"/>
-      </w:pPr>
+        <w:ind w:left="2520" w:hanging="360"/>
+      </w:pPr>
+      <w:rPr/>
     </w:lvl>
     <w:lvl w:ilvl="6">
       <w:start w:val="1"/>
       <w:numFmt w:val="decimal"/>
       <w:lvlText w:val="%7."/>
-      <w:lvlJc w:val="start"/>
+      <w:lvlJc w:val="left"/>
       <w:pPr>
         <w:tabs>
           <w:tab w:val="num" w:pos="2880"/>
         </w:tabs>
-        <w:ind w:start="2880" w:hanging="360"/>
-      </w:pPr>
+        <w:ind w:left="2880" w:hanging="360"/>
+      </w:pPr>
+      <w:rPr/>
     </w:lvl>
     <w:lvl w:ilvl="7">
       <w:start w:val="1"/>
       <w:numFmt w:val="decimal"/>
       <w:lvlText w:val="%8."/>
-      <w:lvlJc w:val="start"/>
+      <w:lvlJc w:val="left"/>
       <w:pPr>
         <w:tabs>
           <w:tab w:val="num" w:pos="3240"/>
         </w:tabs>
-        <w:ind w:start="3240" w:hanging="360"/>
-      </w:pPr>
+        <w:ind w:left="3240" w:hanging="360"/>
+      </w:pPr>
+      <w:rPr/>
     </w:lvl>
     <w:lvl w:ilvl="8">
       <w:start w:val="1"/>
       <w:numFmt w:val="decimal"/>
       <w:lvlText w:val="%9."/>
-      <w:lvlJc w:val="start"/>
+      <w:lvlJc w:val="left"/>
       <w:pPr>
         <w:tabs>
           <w:tab w:val="num" w:pos="3600"/>
         </w:tabs>
-        <w:ind w:start="3600" w:hanging="360"/>
-      </w:pPr>
+        <w:ind w:left="3600" w:hanging="360"/>
+      </w:pPr>
+      <w:rPr/>
     </w:lvl>
   </w:abstractNum>
   <w:abstractNum w:abstractNumId="12">
@@ -3771,12 +4122,12 @@
       <w:start w:val="1"/>
       <w:numFmt w:val="decimal"/>
       <w:lvlText w:val="%1."/>
-      <w:lvlJc w:val="start"/>
+      <w:lvlJc w:val="left"/>
       <w:pPr>
         <w:tabs>
           <w:tab w:val="num" w:pos="360"/>
         </w:tabs>
-        <w:ind w:start="360" w:hanging="360"/>
+        <w:ind w:left="360" w:hanging="360"/>
       </w:pPr>
       <w:rPr/>
     </w:lvl>
@@ -3784,97 +4135,105 @@
       <w:start w:val="1"/>
       <w:numFmt w:val="decimal"/>
       <w:lvlText w:val="%2."/>
-      <w:lvlJc w:val="start"/>
+      <w:lvlJc w:val="left"/>
       <w:pPr>
         <w:tabs>
           <w:tab w:val="num" w:pos="1080"/>
         </w:tabs>
-        <w:ind w:start="1080" w:hanging="360"/>
-      </w:pPr>
+        <w:ind w:left="1080" w:hanging="360"/>
+      </w:pPr>
+      <w:rPr/>
     </w:lvl>
     <w:lvl w:ilvl="2">
       <w:start w:val="1"/>
       <w:numFmt w:val="decimal"/>
       <w:lvlText w:val="%3."/>
-      <w:lvlJc w:val="start"/>
+      <w:lvlJc w:val="left"/>
       <w:pPr>
         <w:tabs>
           <w:tab w:val="num" w:pos="1440"/>
         </w:tabs>
-        <w:ind w:start="1440" w:hanging="360"/>
-      </w:pPr>
+        <w:ind w:left="1440" w:hanging="360"/>
+      </w:pPr>
+      <w:rPr/>
     </w:lvl>
     <w:lvl w:ilvl="3">
       <w:start w:val="1"/>
       <w:numFmt w:val="decimal"/>
       <w:lvlText w:val="%4."/>
-      <w:lvlJc w:val="start"/>
+      <w:lvlJc w:val="left"/>
       <w:pPr>
         <w:tabs>
           <w:tab w:val="num" w:pos="1800"/>
         </w:tabs>
-        <w:ind w:start="1800" w:hanging="360"/>
-      </w:pPr>
+        <w:ind w:left="1800" w:hanging="360"/>
+      </w:pPr>
+      <w:rPr/>
     </w:lvl>
     <w:lvl w:ilvl="4">
       <w:start w:val="1"/>
       <w:numFmt w:val="decimal"/>
       <w:lvlText w:val="%5."/>
-      <w:lvlJc w:val="start"/>
+      <w:lvlJc w:val="left"/>
       <w:pPr>
         <w:tabs>
           <w:tab w:val="num" w:pos="2160"/>
         </w:tabs>
-        <w:ind w:start="2160" w:hanging="360"/>
-      </w:pPr>
+        <w:ind w:left="2160" w:hanging="360"/>
+      </w:pPr>
+      <w:rPr/>
     </w:lvl>
     <w:lvl w:ilvl="5">
       <w:start w:val="1"/>
       <w:numFmt w:val="decimal"/>
       <w:lvlText w:val="%6."/>
-      <w:lvlJc w:val="start"/>
+      <w:lvlJc w:val="left"/>
       <w:pPr>
         <w:tabs>
           <w:tab w:val="num" w:pos="2520"/>
         </w:tabs>
-        <w:ind w:start="2520" w:hanging="360"/>
-      </w:pPr>
+        <w:ind w:left="2520" w:hanging="360"/>
+      </w:pPr>
+      <w:rPr/>
     </w:lvl>
     <w:lvl w:ilvl="6">
       <w:start w:val="1"/>
       <w:numFmt w:val="decimal"/>
       <w:lvlText w:val="%7."/>
-      <w:lvlJc w:val="start"/>
+      <w:lvlJc w:val="left"/>
       <w:pPr>
         <w:tabs>
           <w:tab w:val="num" w:pos="2880"/>
         </w:tabs>
-        <w:ind w:start="2880" w:hanging="360"/>
-      </w:pPr>
+        <w:ind w:left="2880" w:hanging="360"/>
+      </w:pPr>
+      <w:rPr/>
     </w:lvl>
     <w:lvl w:ilvl="7">
       <w:start w:val="1"/>
       <w:numFmt w:val="decimal"/>
       <w:lvlText w:val="%8."/>
-      <w:lvlJc w:val="start"/>
+      <w:lvlJc w:val="left"/>
       <w:pPr>
         <w:tabs>
           <w:tab w:val="num" w:pos="3240"/>
         </w:tabs>
-        <w:ind w:start="3240" w:hanging="360"/>
-      </w:pPr>
+        <w:ind w:left="3240" w:hanging="360"/>
+      </w:pPr>
+      <w:rPr/>
     </w:lvl>
     <w:lvl w:ilvl="8">
       <w:start w:val="1"/>
       <w:numFmt w:val="decimal"/>
       <w:lvlText w:val="%9."/>
-      <w:lvlJc w:val="start"/>
+      <w:lvlJc w:val="left"/>
       <w:pPr>
         <w:tabs>
           <w:tab w:val="num" w:pos="3600"/>
         </w:tabs>
-        <w:ind w:start="3600" w:hanging="360"/>
-      </w:pPr>
+        <w:ind w:left="3600" w:hanging="360"/>
+      </w:pPr>
+      <w:rPr/>
     </w:lvl>
   </w:abstractNum>
   <w:abstractNum w:abstractNumId="13">
@@ -3882,12 +4241,12 @@
       <w:start w:val="1"/>
       <w:numFmt w:val="decimal"/>
       <w:lvlText w:val="%1."/>
-      <w:lvlJc w:val="start"/>
+      <w:lvlJc w:val="left"/>
       <w:pPr>
         <w:tabs>
           <w:tab w:val="num" w:pos="360"/>
         </w:tabs>
-        <w:ind w:start="360" w:hanging="360"/>
+        <w:ind w:left="360" w:hanging="360"/>
       </w:pPr>
       <w:rPr/>
     </w:lvl>
@@ -3895,111 +4254,238 @@
       <w:start w:val="1"/>
       <w:numFmt w:val="decimal"/>
       <w:lvlText w:val="%2."/>
-      <w:lvlJc w:val="start"/>
+      <w:lvlJc w:val="left"/>
       <w:pPr>
         <w:tabs>
           <w:tab w:val="num" w:pos="1080"/>
         </w:tabs>
-        <w:ind w:start="1080" w:hanging="360"/>
-      </w:pPr>
+        <w:ind w:left="1080" w:hanging="360"/>
+      </w:pPr>
+      <w:rPr/>
     </w:lvl>
     <w:lvl w:ilvl="2">
       <w:start w:val="1"/>
       <w:numFmt w:val="decimal"/>
       <w:lvlText w:val="%3."/>
-      <w:lvlJc w:val="start"/>
+      <w:lvlJc w:val="left"/>
       <w:pPr>
         <w:tabs>
           <w:tab w:val="num" w:pos="1440"/>
         </w:tabs>
-        <w:ind w:start="1440" w:hanging="360"/>
-      </w:pPr>
+        <w:ind w:left="1440" w:hanging="360"/>
+      </w:pPr>
+      <w:rPr/>
     </w:lvl>
     <w:lvl w:ilvl="3">
       <w:start w:val="1"/>
       <w:numFmt w:val="decimal"/>
       <w:lvlText w:val="%4."/>
-      <w:lvlJc w:val="start"/>
+      <w:lvlJc w:val="left"/>
       <w:pPr>
         <w:tabs>
           <w:tab w:val="num" w:pos="1800"/>
         </w:tabs>
-        <w:ind w:start="1800" w:hanging="360"/>
-      </w:pPr>
+        <w:ind w:left="1800" w:hanging="360"/>
+      </w:pPr>
+      <w:rPr/>
     </w:lvl>
     <w:lvl w:ilvl="4">
       <w:start w:val="1"/>
       <w:numFmt w:val="decimal"/>
       <w:lvlText w:val="%5."/>
-      <w:lvlJc w:val="start"/>
+      <w:lvlJc w:val="left"/>
       <w:pPr>
         <w:tabs>
           <w:tab w:val="num" w:pos="2160"/>
         </w:tabs>
-        <w:ind w:start="2160" w:hanging="360"/>
-      </w:pPr>
+        <w:ind w:left="2160" w:hanging="360"/>
+      </w:pPr>
+      <w:rPr/>
     </w:lvl>
     <w:lvl w:ilvl="5">
       <w:start w:val="1"/>
       <w:numFmt w:val="decimal"/>
       <w:lvlText w:val="%6."/>
-      <w:lvlJc w:val="start"/>
+      <w:lvlJc w:val="left"/>
       <w:pPr>
         <w:tabs>
           <w:tab w:val="num" w:pos="2520"/>
         </w:tabs>
-        <w:ind w:start="2520" w:hanging="360"/>
-      </w:pPr>
+        <w:ind w:left="2520" w:hanging="360"/>
+      </w:pPr>
+      <w:rPr/>
     </w:lvl>
     <w:lvl w:ilvl="6">
       <w:start w:val="1"/>
       <w:numFmt w:val="decimal"/>
       <w:lvlText w:val="%7."/>
-      <w:lvlJc w:val="start"/>
+      <w:lvlJc w:val="left"/>
       <w:pPr>
         <w:tabs>
           <w:tab w:val="num" w:pos="2880"/>
         </w:tabs>
-        <w:ind w:start="2880" w:hanging="360"/>
-      </w:pPr>
+        <w:ind w:left="2880" w:hanging="360"/>
+      </w:pPr>
+      <w:rPr/>
     </w:lvl>
     <w:lvl w:ilvl="7">
       <w:start w:val="1"/>
       <w:numFmt w:val="decimal"/>
       <w:lvlText w:val="%8."/>
-      <w:lvlJc w:val="start"/>
+      <w:lvlJc w:val="left"/>
       <w:pPr>
         <w:tabs>
           <w:tab w:val="num" w:pos="3240"/>
         </w:tabs>
-        <w:ind w:start="3240" w:hanging="360"/>
-      </w:pPr>
+        <w:ind w:left="3240" w:hanging="360"/>
+      </w:pPr>
+      <w:rPr/>
     </w:lvl>
     <w:lvl w:ilvl="8">
       <w:start w:val="1"/>
       <w:numFmt w:val="decimal"/>
       <w:lvlText w:val="%9."/>
-      <w:lvlJc w:val="start"/>
+      <w:lvlJc w:val="left"/>
       <w:pPr>
         <w:tabs>
           <w:tab w:val="num" w:pos="3600"/>
         </w:tabs>
-        <w:ind w:start="3600" w:hanging="360"/>
-      </w:pPr>
+        <w:ind w:left="3600" w:hanging="360"/>
+      </w:pPr>
+      <w:rPr/>
     </w:lvl>
   </w:abstractNum>
   <w:abstractNum w:abstractNumId="14">
     <w:lvl w:ilvl="0">
       <w:start w:val="1"/>
+      <w:numFmt w:val="decimal"/>
+      <w:lvlText w:val="%1."/>
+      <w:lvlJc w:val="left"/>
+      <w:pPr>
+        <w:tabs>
+          <w:tab w:val="num" w:pos="360"/>
+        </w:tabs>
+        <w:ind w:left="360" w:hanging="360"/>
+      </w:pPr>
+      <w:rPr/>
+    </w:lvl>
+    <w:lvl w:ilvl="1">
+      <w:start w:val="1"/>
+      <w:numFmt w:val="decimal"/>
+      <w:lvlText w:val="%2."/>
+      <w:lvlJc w:val="left"/>
+      <w:pPr>
+        <w:tabs>
+          <w:tab w:val="num" w:pos="1080"/>
+        </w:tabs>
+        <w:ind w:left="1080" w:hanging="360"/>
+      </w:pPr>
+      <w:rPr/>
+    </w:lvl>
+    <w:lvl w:ilvl="2">
+      <w:start w:val="1"/>
+      <w:numFmt w:val="decimal"/>
+      <w:lvlText w:val="%3."/>
+      <w:lvlJc w:val="left"/>
+      <w:pPr>
+        <w:tabs>
+          <w:tab w:val="num" w:pos="1440"/>
+        </w:tabs>
+        <w:ind w:left="1440" w:hanging="360"/>
+      </w:pPr>
+      <w:rPr/>
+    </w:lvl>
+    <w:lvl w:ilvl="3">
+      <w:start w:val="1"/>
+      <w:numFmt w:val="decimal"/>
+      <w:lvlText w:val="%4."/>
+      <w:lvlJc w:val="left"/>
+      <w:pPr>
+        <w:tabs>
+          <w:tab w:val="num" w:pos="1800"/>
+        </w:tabs>
+        <w:ind w:left="1800" w:hanging="360"/>
+      </w:pPr>
+      <w:rPr/>
+    </w:lvl>
+    <w:lvl w:ilvl="4">
+      <w:start w:val="1"/>
+      <w:numFmt w:val="decimal"/>
+      <w:lvlText w:val="%5."/>
+      <w:lvlJc w:val="left"/>
+      <w:pPr>
+        <w:tabs>
+          <w:tab w:val="num" w:pos="2160"/>
+        </w:tabs>
+        <w:ind w:left="2160" w:hanging="360"/>
+      </w:pPr>
+      <w:rPr/>
+    </w:lvl>
+    <w:lvl w:ilvl="5">
+      <w:start w:val="1"/>
+      <w:numFmt w:val="decimal"/>
+      <w:lvlText w:val="%6."/>
+      <w:lvlJc w:val="left"/>
+      <w:pPr>
+        <w:tabs>
+          <w:tab w:val="num" w:pos="2520"/>
+        </w:tabs>
+        <w:ind w:left="2520" w:hanging="360"/>
+      </w:pPr>
+      <w:rPr/>
+    </w:lvl>
+    <w:lvl w:ilvl="6">
+      <w:start w:val="1"/>
+      <w:numFmt w:val="decimal"/>
+      <w:lvlText w:val="%7."/>
+      <w:lvlJc w:val="left"/>
+      <w:pPr>
+        <w:tabs>
+          <w:tab w:val="num" w:pos="2880"/>
+        </w:tabs>
+        <w:ind w:left="2880" w:hanging="360"/>
+      </w:pPr>
+      <w:rPr/>
+    </w:lvl>
+    <w:lvl w:ilvl="7">
+      <w:start w:val="1"/>
+      <w:numFmt w:val="decimal"/>
+      <w:lvlText w:val="%8."/>
+      <w:lvlJc w:val="left"/>
+      <w:pPr>
+        <w:tabs>
+          <w:tab w:val="num" w:pos="3240"/>
+        </w:tabs>
+        <w:ind w:left="3240" w:hanging="360"/>
+      </w:pPr>
+      <w:rPr/>
+    </w:lvl>
+    <w:lvl w:ilvl="8">
+      <w:start w:val="1"/>
+      <w:numFmt w:val="decimal"/>
+      <w:lvlText w:val="%9."/>
+      <w:lvlJc w:val="left"/>
+      <w:pPr>
+        <w:tabs>
+          <w:tab w:val="num" w:pos="3600"/>
+        </w:tabs>
+        <w:ind w:left="3600" w:hanging="360"/>
+      </w:pPr>
+      <w:rPr/>
+    </w:lvl>
+  </w:abstractNum>
+  <w:abstractNum w:abstractNumId="15">
+    <w:lvl w:ilvl="0">
+      <w:start w:val="1"/>
       <w:numFmt w:val="none"/>
       <w:suff w:val="nothing"/>
       <w:lvlText w:val=""/>
-      <w:lvlJc w:val="start"/>
+      <w:lvlJc w:val="left"/>
       <w:pPr>
         <w:tabs>
           <w:tab w:val="num" w:pos="0"/>
         </w:tabs>
-        <w:ind w:start="0" w:hanging="0"/>
+        <w:ind w:left="0" w:hanging="0"/>
       </w:pPr>
     </w:lvl>
     <w:lvl w:ilvl="1">
@@ -4007,12 +4493,12 @@
       <w:numFmt w:val="none"/>
       <w:suff w:val="nothing"/>
       <w:lvlText w:val=""/>
-      <w:lvlJc w:val="start"/>
+      <w:lvlJc w:val="left"/>
       <w:pPr>
         <w:tabs>
           <w:tab w:val="num" w:pos="0"/>
         </w:tabs>
-        <w:ind w:start="0" w:hanging="0"/>
+        <w:ind w:left="0" w:hanging="0"/>
       </w:pPr>
     </w:lvl>
     <w:lvl w:ilvl="2">
@@ -4020,12 +4506,12 @@
       <w:numFmt w:val="none"/>
       <w:suff w:val="nothing"/>
       <w:lvlText w:val=""/>
-      <w:lvlJc w:val="start"/>
+      <w:lvlJc w:val="left"/>
       <w:pPr>
         <w:tabs>
           <w:tab w:val="num" w:pos="0"/>
         </w:tabs>
-        <w:ind w:start="0" w:hanging="0"/>
+        <w:ind w:left="0" w:hanging="0"/>
       </w:pPr>
     </w:lvl>
     <w:lvl w:ilvl="3">
@@ -4033,12 +4519,12 @@
       <w:numFmt w:val="none"/>
       <w:suff w:val="nothing"/>
       <w:lvlText w:val=""/>
-      <w:lvlJc w:val="start"/>
+      <w:lvlJc w:val="left"/>
       <w:pPr>
         <w:tabs>
           <w:tab w:val="num" w:pos="0"/>
         </w:tabs>
-        <w:ind w:start="0" w:hanging="0"/>
+        <w:ind w:left="0" w:hanging="0"/>
       </w:pPr>
     </w:lvl>
     <w:lvl w:ilvl="4">
@@ -4046,12 +4532,12 @@
       <w:numFmt w:val="none"/>
       <w:suff w:val="nothing"/>
       <w:lvlText w:val=""/>
-      <w:lvlJc w:val="start"/>
+      <w:lvlJc w:val="left"/>
       <w:pPr>
         <w:tabs>
           <w:tab w:val="num" w:pos="0"/>
         </w:tabs>
-        <w:ind w:start="0" w:hanging="0"/>
+        <w:ind w:left="0" w:hanging="0"/>
       </w:pPr>
     </w:lvl>
     <w:lvl w:ilvl="5">
@@ -4059,12 +4545,12 @@
       <w:numFmt w:val="none"/>
       <w:suff w:val="nothing"/>
       <w:lvlText w:val=""/>
-      <w:lvlJc w:val="start"/>
+      <w:lvlJc w:val="left"/>
       <w:pPr>
         <w:tabs>
           <w:tab w:val="num" w:pos="0"/>
         </w:tabs>
-        <w:ind w:start="0" w:hanging="0"/>
+        <w:ind w:left="0" w:hanging="0"/>
       </w:pPr>
     </w:lvl>
     <w:lvl w:ilvl="6">
@@ -4072,12 +4558,12 @@
       <w:numFmt w:val="none"/>
       <w:suff w:val="nothing"/>
       <w:lvlText w:val=""/>
-      <w:lvlJc w:val="start"/>
+      <w:lvlJc w:val="left"/>
       <w:pPr>
         <w:tabs>
           <w:tab w:val="num" w:pos="0"/>
         </w:tabs>
-        <w:ind w:start="0" w:hanging="0"/>
+        <w:ind w:left="0" w:hanging="0"/>
       </w:pPr>
     </w:lvl>
     <w:lvl w:ilvl="7">
@@ -4085,12 +4571,12 @@
       <w:numFmt w:val="none"/>
       <w:suff w:val="nothing"/>
       <w:lvlText w:val=""/>
-      <w:lvlJc w:val="start"/>
+      <w:lvlJc w:val="left"/>
       <w:pPr>
         <w:tabs>
           <w:tab w:val="num" w:pos="0"/>
         </w:tabs>
-        <w:ind w:start="0" w:hanging="0"/>
+        <w:ind w:left="0" w:hanging="0"/>
       </w:pPr>
     </w:lvl>
     <w:lvl w:ilvl="8">
@@ -4098,12 +4584,12 @@
       <w:numFmt w:val="none"/>
       <w:suff w:val="nothing"/>
       <w:lvlText w:val=""/>
-      <w:lvlJc w:val="start"/>
+      <w:lvlJc w:val="left"/>
       <w:pPr>
         <w:tabs>
           <w:tab w:val="num" w:pos="0"/>
         </w:tabs>
-        <w:ind w:start="0" w:hanging="0"/>
+        <w:ind w:left="0" w:hanging="0"/>
       </w:pPr>
     </w:lvl>
   </w:abstractNum>
@@ -4150,43 +4636,46 @@
     <w:abstractNumId w:val="14"/>
   </w:num>
   <w:num w:numId="15">
-    <w:abstractNumId w:val="7"/>
-    <w:lvlOverride w:ilvl="0">
-      <w:startOverride w:val="1"/>
-    </w:lvlOverride>
+    <w:abstractNumId w:val="15"/>
   </w:num>
   <w:num w:numId="16">
-    <w:abstractNumId w:val="7"/>
+    <w:abstractNumId w:val="8"/>
     <w:lvlOverride w:ilvl="0">
       <w:startOverride w:val="1"/>
     </w:lvlOverride>
   </w:num>
   <w:num w:numId="17">
-    <w:abstractNumId w:val="7"/>
+    <w:abstractNumId w:val="8"/>
     <w:lvlOverride w:ilvl="0">
       <w:startOverride w:val="1"/>
     </w:lvlOverride>
   </w:num>
   <w:num w:numId="18">
-    <w:abstractNumId w:val="7"/>
+    <w:abstractNumId w:val="8"/>
     <w:lvlOverride w:ilvl="0">
       <w:startOverride w:val="1"/>
     </w:lvlOverride>
   </w:num>
   <w:num w:numId="19">
-    <w:abstractNumId w:val="7"/>
+    <w:abstractNumId w:val="8"/>
     <w:lvlOverride w:ilvl="0">
       <w:startOverride w:val="1"/>
     </w:lvlOverride>
   </w:num>
   <w:num w:numId="20">
-    <w:abstractNumId w:val="7"/>
+    <w:abstractNumId w:val="8"/>
     <w:lvlOverride w:ilvl="0">
       <w:startOverride w:val="1"/>
     </w:lvlOverride>
   </w:num>
   <w:num w:numId="21">
-    <w:abstractNumId w:val="7"/>
+    <w:abstractNumId w:val="8"/>
+    <w:lvlOverride w:ilvl="0">
+      <w:startOverride w:val="1"/>
+    </w:lvlOverride>
+  </w:num>
+  <w:num w:numId="22">
+    <w:abstractNumId w:val="8"/>
     <w:lvlOverride w:ilvl="0">
       <w:startOverride w:val="1"/>
     </w:lvlOverride>
@@ -4199,7 +4688,7 @@
   <w:docDefaults>
     <w:rPrDefault>
       <w:rPr>
-        <w:rFonts w:ascii="Cambria" w:hAnsi="Cambria" w:eastAsia="ＭＳ 明朝" w:cs="" w:asciiTheme="minorHAnsi" w:cstheme="minorBidi" w:eastAsiaTheme="minorEastAsia" w:hAnsiTheme="minorHAnsi"/>
+        <w:rFonts w:ascii="Cambria" w:hAnsi="Cambria" w:eastAsia="" w:cs="" w:asciiTheme="minorHAnsi" w:cstheme="minorBidi" w:eastAsiaTheme="minorEastAsia" w:hAnsiTheme="minorHAnsi"/>
         <w:sz w:val="22"/>
         <w:szCs w:val="22"/>
         <w:lang w:val="en-US" w:eastAsia="en-US" w:bidi="ar-SA"/>
@@ -4356,9 +4845,10 @@
     <w:rsid w:val="00fc693f"/>
     <w:pPr>
       <w:widowControl/>
+      <w:suppressAutoHyphens w:val="true"/>
       <w:bidi w:val="0"/>
       <w:spacing w:lineRule="auto" w:line="300" w:before="0" w:after="120"/>
-      <w:jc w:val="start"/>
+      <w:jc w:val="left"/>
     </w:pPr>
     <w:rPr>
       <w:rFonts w:ascii="Calibri" w:hAnsi="Calibri" w:eastAsia="Calibri" w:cs=""/>
@@ -4384,7 +4874,7 @@
       <w:outlineLvl w:val="0"/>
     </w:pPr>
     <w:rPr>
-      <w:rFonts w:ascii="Calibri" w:hAnsi="Calibri" w:eastAsia="ＭＳ ゴシック" w:cs="" w:asciiTheme="majorHAnsi" w:cstheme="majorBidi" w:eastAsiaTheme="majorEastAsia" w:hAnsiTheme="majorHAnsi"/>
+      <w:rFonts w:ascii="Calibri" w:hAnsi="Calibri" w:eastAsia="" w:cs="" w:asciiTheme="majorHAnsi" w:cstheme="majorBidi" w:eastAsiaTheme="majorEastAsia" w:hAnsiTheme="majorHAnsi"/>
       <w:b/>
       <w:bCs/>
       <w:color w:val="2E74B5"/>
@@ -4408,7 +4898,7 @@
       <w:outlineLvl w:val="1"/>
     </w:pPr>
     <w:rPr>
-      <w:rFonts w:ascii="Calibri" w:hAnsi="Calibri" w:eastAsia="ＭＳ ゴシック" w:cs="" w:asciiTheme="majorHAnsi" w:cstheme="majorBidi" w:eastAsiaTheme="majorEastAsia" w:hAnsiTheme="majorHAnsi"/>
+      <w:rFonts w:ascii="Calibri" w:hAnsi="Calibri" w:eastAsia="" w:cs="" w:asciiTheme="majorHAnsi" w:cstheme="majorBidi" w:eastAsiaTheme="majorEastAsia" w:hAnsiTheme="majorHAnsi"/>
       <w:b/>
       <w:bCs/>
       <w:color w:val="2E74B5"/>
@@ -4432,7 +4922,7 @@
       <w:outlineLvl w:val="2"/>
     </w:pPr>
     <w:rPr>
-      <w:rFonts w:ascii="Calibri" w:hAnsi="Calibri" w:eastAsia="ＭＳ ゴシック" w:cs="" w:asciiTheme="majorHAnsi" w:cstheme="majorBidi" w:eastAsiaTheme="majorEastAsia" w:hAnsiTheme="majorHAnsi"/>
+      <w:rFonts w:ascii="Calibri" w:hAnsi="Calibri" w:eastAsia="" w:cs="" w:asciiTheme="majorHAnsi" w:cstheme="majorBidi" w:eastAsiaTheme="majorEastAsia" w:hAnsiTheme="majorHAnsi"/>
       <w:b/>
       <w:bCs/>
       <w:color w:val="1F4D78"/>
@@ -4456,7 +4946,7 @@
       <w:outlineLvl w:val="3"/>
     </w:pPr>
     <w:rPr>
-      <w:rFonts w:ascii="Calibri" w:hAnsi="Calibri" w:eastAsia="ＭＳ ゴシック" w:cs="" w:asciiTheme="majorHAnsi" w:cstheme="majorBidi" w:eastAsiaTheme="majorEastAsia" w:hAnsiTheme="majorHAnsi"/>
+      <w:rFonts w:ascii="Calibri" w:hAnsi="Calibri" w:eastAsia="" w:cs="" w:asciiTheme="majorHAnsi" w:cstheme="majorBidi" w:eastAsiaTheme="majorEastAsia" w:hAnsiTheme="majorHAnsi"/>
       <w:b/>
       <w:bCs/>
       <w:i/>
@@ -4481,7 +4971,7 @@
       <w:outlineLvl w:val="4"/>
     </w:pPr>
     <w:rPr>
-      <w:rFonts w:ascii="Calibri" w:hAnsi="Calibri" w:eastAsia="ＭＳ ゴシック" w:cs="" w:asciiTheme="majorHAnsi" w:cstheme="majorBidi" w:eastAsiaTheme="majorEastAsia" w:hAnsiTheme="majorHAnsi"/>
+      <w:rFonts w:ascii="Calibri" w:hAnsi="Calibri" w:eastAsia="" w:cs="" w:asciiTheme="majorHAnsi" w:cstheme="majorBidi" w:eastAsiaTheme="majorEastAsia" w:hAnsiTheme="majorHAnsi"/>
       <w:color w:themeColor="accent1" w:themeShade="7f" w:val="243F60"/>
     </w:rPr>
   </w:style>
@@ -4502,7 +4992,7 @@
       <w:outlineLvl w:val="5"/>
     </w:pPr>
     <w:rPr>
-      <w:rFonts w:ascii="Calibri" w:hAnsi="Calibri" w:eastAsia="ＭＳ ゴシック" w:cs="" w:asciiTheme="majorHAnsi" w:cstheme="majorBidi" w:eastAsiaTheme="majorEastAsia" w:hAnsiTheme="majorHAnsi"/>
+      <w:rFonts w:ascii="Calibri" w:hAnsi="Calibri" w:eastAsia="" w:cs="" w:asciiTheme="majorHAnsi" w:cstheme="majorBidi" w:eastAsiaTheme="majorEastAsia" w:hAnsiTheme="majorHAnsi"/>
       <w:i/>
       <w:iCs/>
       <w:color w:themeColor="accent1" w:themeShade="7f" w:val="243F60"/>
@@ -4525,7 +5015,7 @@
       <w:outlineLvl w:val="6"/>
     </w:pPr>
     <w:rPr>
-      <w:rFonts w:ascii="Calibri" w:hAnsi="Calibri" w:eastAsia="ＭＳ ゴシック" w:cs="" w:asciiTheme="majorHAnsi" w:cstheme="majorBidi" w:eastAsiaTheme="majorEastAsia" w:hAnsiTheme="majorHAnsi"/>
+      <w:rFonts w:ascii="Calibri" w:hAnsi="Calibri" w:eastAsia="" w:cs="" w:asciiTheme="majorHAnsi" w:cstheme="majorBidi" w:eastAsiaTheme="majorEastAsia" w:hAnsiTheme="majorHAnsi"/>
       <w:i/>
       <w:iCs/>
       <w:color w:themeColor="text1" w:themeTint="bf" w:val="404040"/>
@@ -4548,7 +5038,7 @@
       <w:outlineLvl w:val="7"/>
     </w:pPr>
     <w:rPr>
-      <w:rFonts w:ascii="Calibri" w:hAnsi="Calibri" w:eastAsia="ＭＳ ゴシック" w:cs="" w:asciiTheme="majorHAnsi" w:cstheme="majorBidi" w:eastAsiaTheme="majorEastAsia" w:hAnsiTheme="majorHAnsi"/>
+      <w:rFonts w:ascii="Calibri" w:hAnsi="Calibri" w:eastAsia="" w:cs="" w:asciiTheme="majorHAnsi" w:cstheme="majorBidi" w:eastAsiaTheme="majorEastAsia" w:hAnsiTheme="majorHAnsi"/>
       <w:color w:themeColor="accent1" w:val="4F81BD"/>
       <w:sz w:val="20"/>
       <w:szCs w:val="20"/>
@@ -4571,7 +5061,7 @@
       <w:outlineLvl w:val="8"/>
     </w:pPr>
     <w:rPr>
-      <w:rFonts w:ascii="Calibri" w:hAnsi="Calibri" w:eastAsia="ＭＳ ゴシック" w:cs="" w:asciiTheme="majorHAnsi" w:cstheme="majorBidi" w:eastAsiaTheme="majorEastAsia" w:hAnsiTheme="majorHAnsi"/>
+      <w:rFonts w:ascii="Calibri" w:hAnsi="Calibri" w:eastAsia="" w:cs="" w:asciiTheme="majorHAnsi" w:cstheme="majorBidi" w:eastAsiaTheme="majorEastAsia" w:hAnsiTheme="majorHAnsi"/>
       <w:i/>
       <w:iCs/>
       <w:color w:themeColor="text1" w:themeTint="bf" w:val="404040"/>
@@ -4613,7 +5103,7 @@
     <w:qFormat/>
     <w:rsid w:val="00fc693f"/>
     <w:rPr>
-      <w:rFonts w:ascii="Calibri" w:hAnsi="Calibri" w:eastAsia="ＭＳ ゴシック" w:cs="" w:asciiTheme="majorHAnsi" w:cstheme="majorBidi" w:eastAsiaTheme="majorEastAsia" w:hAnsiTheme="majorHAnsi"/>
+      <w:rFonts w:ascii="Calibri" w:hAnsi="Calibri" w:eastAsia="" w:cs="" w:asciiTheme="majorHAnsi" w:cstheme="majorBidi" w:eastAsiaTheme="majorEastAsia" w:hAnsiTheme="majorHAnsi"/>
       <w:b/>
       <w:bCs/>
       <w:color w:themeColor="accent1" w:themeShade="bf" w:val="365F91"/>
@@ -4629,7 +5119,7 @@
     <w:qFormat/>
     <w:rsid w:val="00fc693f"/>
     <w:rPr>
-      <w:rFonts w:ascii="Calibri" w:hAnsi="Calibri" w:eastAsia="ＭＳ ゴシック" w:cs="" w:asciiTheme="majorHAnsi" w:cstheme="majorBidi" w:eastAsiaTheme="majorEastAsia" w:hAnsiTheme="majorHAnsi"/>
+      <w:rFonts w:ascii="Calibri" w:hAnsi="Calibri" w:eastAsia="" w:cs="" w:asciiTheme="majorHAnsi" w:cstheme="majorBidi" w:eastAsiaTheme="majorEastAsia" w:hAnsiTheme="majorHAnsi"/>
       <w:b/>
       <w:bCs/>
       <w:color w:themeColor="accent1" w:val="4F81BD"/>
@@ -4645,7 +5135,7 @@
     <w:qFormat/>
     <w:rsid w:val="00fc693f"/>
     <w:rPr>
-      <w:rFonts w:ascii="Calibri" w:hAnsi="Calibri" w:eastAsia="ＭＳ ゴシック" w:cs="" w:asciiTheme="majorHAnsi" w:cstheme="majorBidi" w:eastAsiaTheme="majorEastAsia" w:hAnsiTheme="majorHAnsi"/>
+      <w:rFonts w:ascii="Calibri" w:hAnsi="Calibri" w:eastAsia="" w:cs="" w:asciiTheme="majorHAnsi" w:cstheme="majorBidi" w:eastAsiaTheme="majorEastAsia" w:hAnsiTheme="majorHAnsi"/>
       <w:b/>
       <w:bCs/>
       <w:color w:themeColor="accent1" w:val="4F81BD"/>
@@ -4659,7 +5149,7 @@
     <w:qFormat/>
     <w:rsid w:val="00fc693f"/>
     <w:rPr>
-      <w:rFonts w:ascii="Calibri" w:hAnsi="Calibri" w:eastAsia="ＭＳ ゴシック" w:cs="" w:asciiTheme="majorHAnsi" w:cstheme="majorBidi" w:eastAsiaTheme="majorEastAsia" w:hAnsiTheme="majorHAnsi"/>
+      <w:rFonts w:ascii="Calibri" w:hAnsi="Calibri" w:eastAsia="" w:cs="" w:asciiTheme="majorHAnsi" w:cstheme="majorBidi" w:eastAsiaTheme="majorEastAsia" w:hAnsiTheme="majorHAnsi"/>
       <w:color w:themeColor="text2" w:themeShade="bf" w:val="17365D"/>
       <w:spacing w:val="5"/>
       <w:kern w:val="2"/>
@@ -4675,7 +5165,7 @@
     <w:qFormat/>
     <w:rsid w:val="00fc693f"/>
     <w:rPr>
-      <w:rFonts w:ascii="Calibri" w:hAnsi="Calibri" w:eastAsia="ＭＳ ゴシック" w:cs="" w:asciiTheme="majorHAnsi" w:cstheme="majorBidi" w:eastAsiaTheme="majorEastAsia" w:hAnsiTheme="majorHAnsi"/>
+      <w:rFonts w:ascii="Calibri" w:hAnsi="Calibri" w:eastAsia="" w:cs="" w:asciiTheme="majorHAnsi" w:cstheme="majorBidi" w:eastAsiaTheme="majorEastAsia" w:hAnsiTheme="majorHAnsi"/>
       <w:i/>
       <w:iCs/>
       <w:color w:themeColor="accent1" w:val="4F81BD"/>
@@ -4748,7 +5238,7 @@
     <w:qFormat/>
     <w:rsid w:val="00fc693f"/>
     <w:rPr>
-      <w:rFonts w:ascii="Calibri" w:hAnsi="Calibri" w:eastAsia="ＭＳ ゴシック" w:cs="" w:asciiTheme="majorHAnsi" w:cstheme="majorBidi" w:eastAsiaTheme="majorEastAsia" w:hAnsiTheme="majorHAnsi"/>
+      <w:rFonts w:ascii="Calibri" w:hAnsi="Calibri" w:eastAsia="" w:cs="" w:asciiTheme="majorHAnsi" w:cstheme="majorBidi" w:eastAsiaTheme="majorEastAsia" w:hAnsiTheme="majorHAnsi"/>
       <w:b/>
       <w:bCs/>
       <w:i/>
@@ -4765,7 +5255,7 @@
     <w:qFormat/>
     <w:rsid w:val="00fc693f"/>
     <w:rPr>
-      <w:rFonts w:ascii="Calibri" w:hAnsi="Calibri" w:eastAsia="ＭＳ ゴシック" w:cs="" w:asciiTheme="majorHAnsi" w:cstheme="majorBidi" w:eastAsiaTheme="majorEastAsia" w:hAnsiTheme="majorHAnsi"/>
+      <w:rFonts w:ascii="Calibri" w:hAnsi="Calibri" w:eastAsia="" w:cs="" w:asciiTheme="majorHAnsi" w:cstheme="majorBidi" w:eastAsiaTheme="majorEastAsia" w:hAnsiTheme="majorHAnsi"/>
       <w:color w:themeColor="accent1" w:themeShade="7f" w:val="243F60"/>
     </w:rPr>
   </w:style>
@@ -4778,7 +5268,7 @@
     <w:qFormat/>
     <w:rsid w:val="00fc693f"/>
     <w:rPr>
-      <w:rFonts w:ascii="Calibri" w:hAnsi="Calibri" w:eastAsia="ＭＳ ゴシック" w:cs="" w:asciiTheme="majorHAnsi" w:cstheme="majorBidi" w:eastAsiaTheme="majorEastAsia" w:hAnsiTheme="majorHAnsi"/>
+      <w:rFonts w:ascii="Calibri" w:hAnsi="Calibri" w:eastAsia="" w:cs="" w:asciiTheme="majorHAnsi" w:cstheme="majorBidi" w:eastAsiaTheme="majorEastAsia" w:hAnsiTheme="majorHAnsi"/>
       <w:i/>
       <w:iCs/>
       <w:color w:themeColor="accent1" w:themeShade="7f" w:val="243F60"/>
@@ -4793,7 +5283,7 @@
     <w:qFormat/>
     <w:rsid w:val="00fc693f"/>
     <w:rPr>
-      <w:rFonts w:ascii="Calibri" w:hAnsi="Calibri" w:eastAsia="ＭＳ ゴシック" w:cs="" w:asciiTheme="majorHAnsi" w:cstheme="majorBidi" w:eastAsiaTheme="majorEastAsia" w:hAnsiTheme="majorHAnsi"/>
+      <w:rFonts w:ascii="Calibri" w:hAnsi="Calibri" w:eastAsia="" w:cs="" w:asciiTheme="majorHAnsi" w:cstheme="majorBidi" w:eastAsiaTheme="majorEastAsia" w:hAnsiTheme="majorHAnsi"/>
       <w:i/>
       <w:iCs/>
       <w:color w:themeColor="text1" w:themeTint="bf" w:val="404040"/>
@@ -4808,7 +5298,7 @@
     <w:qFormat/>
     <w:rsid w:val="00fc693f"/>
     <w:rPr>
-      <w:rFonts w:ascii="Calibri" w:hAnsi="Calibri" w:eastAsia="ＭＳ ゴシック" w:cs="" w:asciiTheme="majorHAnsi" w:cstheme="majorBidi" w:eastAsiaTheme="majorEastAsia" w:hAnsiTheme="majorHAnsi"/>
+      <w:rFonts w:ascii="Calibri" w:hAnsi="Calibri" w:eastAsia="" w:cs="" w:asciiTheme="majorHAnsi" w:cstheme="majorBidi" w:eastAsiaTheme="majorEastAsia" w:hAnsiTheme="majorHAnsi"/>
       <w:color w:themeColor="accent1" w:val="4F81BD"/>
       <w:sz w:val="20"/>
       <w:szCs w:val="20"/>
@@ -4823,7 +5313,7 @@
     <w:qFormat/>
     <w:rsid w:val="00fc693f"/>
     <w:rPr>
-      <w:rFonts w:ascii="Calibri" w:hAnsi="Calibri" w:eastAsia="ＭＳ ゴシック" w:cs="" w:asciiTheme="majorHAnsi" w:cstheme="majorBidi" w:eastAsiaTheme="majorEastAsia" w:hAnsiTheme="majorHAnsi"/>
+      <w:rFonts w:ascii="Calibri" w:hAnsi="Calibri" w:eastAsia="" w:cs="" w:asciiTheme="majorHAnsi" w:cstheme="majorBidi" w:eastAsiaTheme="majorEastAsia" w:hAnsiTheme="majorHAnsi"/>
       <w:i/>
       <w:iCs/>
       <w:color w:themeColor="text1" w:themeTint="bf" w:val="404040"/>
@@ -4976,7 +5466,7 @@
     <w:rsid w:val="00aa1d8d"/>
     <w:pPr>
       <w:spacing w:before="0" w:after="120"/>
-      <w:ind w:hanging="360" w:start="360"/>
+      <w:ind w:hanging="360" w:left="360"/>
       <w:contextualSpacing/>
     </w:pPr>
     <w:rPr/>
@@ -5060,12 +5550,13 @@
     <w:rsid w:val="00fc693f"/>
     <w:pPr>
       <w:widowControl/>
+      <w:suppressAutoHyphens w:val="true"/>
       <w:bidi w:val="0"/>
       <w:spacing w:lineRule="auto" w:line="240" w:before="0" w:after="0"/>
-      <w:jc w:val="start"/>
+      <w:jc w:val="left"/>
     </w:pPr>
     <w:rPr>
-      <w:rFonts w:ascii="Cambria" w:hAnsi="Cambria" w:eastAsia="ＭＳ 明朝" w:cs="" w:asciiTheme="minorHAnsi" w:cstheme="minorBidi" w:eastAsiaTheme="minorEastAsia" w:hAnsiTheme="minorHAnsi"/>
+      <w:rFonts w:ascii="Cambria" w:hAnsi="Cambria" w:eastAsia="" w:cs="" w:asciiTheme="minorHAnsi" w:cstheme="minorBidi" w:eastAsiaTheme="minorEastAsia" w:hAnsiTheme="minorHAnsi"/>
       <w:color w:val="auto"/>
       <w:kern w:val="0"/>
       <w:sz w:val="22"/>
@@ -5089,7 +5580,7 @@
       <w:contextualSpacing/>
     </w:pPr>
     <w:rPr>
-      <w:rFonts w:ascii="Calibri" w:hAnsi="Calibri" w:eastAsia="ＭＳ ゴシック" w:cs="" w:asciiTheme="majorHAnsi" w:cstheme="majorBidi" w:eastAsiaTheme="majorEastAsia" w:hAnsiTheme="majorHAnsi"/>
+      <w:rFonts w:ascii="Calibri" w:hAnsi="Calibri" w:eastAsia="" w:cs="" w:asciiTheme="majorHAnsi" w:cstheme="majorBidi" w:eastAsiaTheme="majorEastAsia" w:hAnsiTheme="majorHAnsi"/>
       <w:color w:themeColor="text2" w:themeShade="bf" w:val="17365D"/>
       <w:spacing w:val="5"/>
       <w:kern w:val="2"/>
@@ -5107,7 +5598,7 @@
     <w:rsid w:val="00fc693f"/>
     <w:pPr/>
     <w:rPr>
-      <w:rFonts w:ascii="Calibri" w:hAnsi="Calibri" w:eastAsia="ＭＳ ゴシック" w:cs="" w:asciiTheme="majorHAnsi" w:cstheme="majorBidi" w:eastAsiaTheme="majorEastAsia" w:hAnsiTheme="majorHAnsi"/>
+      <w:rFonts w:ascii="Calibri" w:hAnsi="Calibri" w:eastAsia="" w:cs="" w:asciiTheme="majorHAnsi" w:cstheme="majorBidi" w:eastAsiaTheme="majorEastAsia" w:hAnsiTheme="majorHAnsi"/>
       <w:i/>
       <w:iCs/>
       <w:color w:themeColor="accent1" w:val="4F81BD"/>
@@ -5124,7 +5615,7 @@
     <w:rsid w:val="00fc693f"/>
     <w:pPr>
       <w:spacing w:before="0" w:after="120"/>
-      <w:ind w:start="720"/>
+      <w:ind w:left="720"/>
       <w:contextualSpacing/>
     </w:pPr>
     <w:rPr/>
@@ -5167,7 +5658,7 @@
     <w:rsid w:val="00326f90"/>
     <w:pPr>
       <w:spacing w:before="0" w:after="120"/>
-      <w:ind w:hanging="360" w:start="720"/>
+      <w:ind w:hanging="360" w:left="720"/>
       <w:contextualSpacing/>
     </w:pPr>
     <w:rPr/>
@@ -5181,7 +5672,7 @@
     <w:rsid w:val="00326f90"/>
     <w:pPr>
       <w:spacing w:before="0" w:after="120"/>
-      <w:ind w:hanging="360" w:start="1080"/>
+      <w:ind w:hanging="360" w:left="1080"/>
       <w:contextualSpacing/>
     </w:pPr>
     <w:rPr/>
@@ -5298,7 +5789,7 @@
     <w:rsid w:val="0029639d"/>
     <w:pPr>
       <w:spacing w:before="0" w:after="120"/>
-      <w:ind w:start="360"/>
+      <w:ind w:left="360"/>
       <w:contextualSpacing/>
     </w:pPr>
     <w:rPr/>
@@ -5311,7 +5802,7 @@
     <w:rsid w:val="0029639d"/>
     <w:pPr>
       <w:spacing w:before="0" w:after="120"/>
-      <w:ind w:start="720"/>
+      <w:ind w:left="720"/>
       <w:contextualSpacing/>
     </w:pPr>
     <w:rPr/>
@@ -5324,7 +5815,7 @@
     <w:rsid w:val="0029639d"/>
     <w:pPr>
       <w:spacing w:before="0" w:after="120"/>
-      <w:ind w:start="1080"/>
+      <w:ind w:left="1080"/>
       <w:contextualSpacing/>
     </w:pPr>
     <w:rPr/>
@@ -5348,12 +5839,13 @@
         <w:tab w:val="left" w:pos="3456" w:leader="none"/>
         <w:tab w:val="left" w:pos="4032" w:leader="none"/>
       </w:tabs>
+      <w:suppressAutoHyphens w:val="true"/>
       <w:bidi w:val="0"/>
       <w:spacing w:lineRule="auto" w:line="276" w:before="0" w:after="200"/>
-      <w:jc w:val="start"/>
+      <w:jc w:val="left"/>
     </w:pPr>
     <w:rPr>
-      <w:rFonts w:ascii="Courier" w:hAnsi="Courier" w:eastAsia="ＭＳ 明朝" w:cs="" w:cstheme="minorBidi" w:eastAsiaTheme="minorEastAsia"/>
+      <w:rFonts w:ascii="Courier" w:hAnsi="Courier" w:eastAsia="" w:cs="" w:cstheme="minorBidi" w:eastAsiaTheme="minorEastAsia"/>
       <w:color w:val="auto"/>
       <w:kern w:val="0"/>
       <w:sz w:val="20"/>
@@ -5389,7 +5881,7 @@
         <w:bottom w:val="single" w:sz="4" w:space="4" w:color="4F81BD" w:themeColor="accent1"/>
       </w:pBdr>
       <w:spacing w:before="200" w:after="280"/>
-      <w:ind w:start="936" w:end="936"/>
+      <w:ind w:left="936" w:right="936"/>
     </w:pPr>
     <w:rPr>
       <w:b/>
@@ -5540,6 +6032,13 @@
       <w:color w:val="555555"/>
       <w:sz w:val="21"/>
     </w:rPr>
+  </w:style>
+  <w:style w:type="paragraph" w:styleId="FrameContents">
+    <w:name w:val="Frame Contents"/>
+    <w:basedOn w:val="Normal"/>
+    <w:qFormat/>
+    <w:pPr/>
+    <w:rPr/>
   </w:style>
   <w:style w:type="numbering" w:styleId="NoList" w:default="1">
     <w:name w:val="No List"/>
@@ -8673,7 +9172,6 @@
       <w:pPr>
         <w:spacing w:before="0" w:after="0" w:line="240" w:lineRule="auto"/>
       </w:pPr>
-      <w:rPr/>
       <w:tblPr/>
       <w:tcPr>
         <w:tcBorders>
@@ -8819,7 +9317,6 @@
       <w:pPr>
         <w:spacing w:before="0" w:after="0" w:line="240" w:lineRule="auto"/>
       </w:pPr>
-      <w:rPr/>
       <w:tblPr/>
       <w:tcPr>
         <w:tcBorders>
@@ -8965,7 +9462,6 @@
       <w:pPr>
         <w:spacing w:before="0" w:after="0" w:line="240" w:lineRule="auto"/>
       </w:pPr>
-      <w:rPr/>
       <w:tblPr/>
       <w:tcPr>
         <w:tcBorders>
@@ -9111,7 +9607,6 @@
       <w:pPr>
         <w:spacing w:before="0" w:after="0" w:line="240" w:lineRule="auto"/>
       </w:pPr>
-      <w:rPr/>
       <w:tblPr/>
       <w:tcPr>
         <w:tcBorders>
@@ -9257,7 +9752,6 @@
       <w:pPr>
         <w:spacing w:before="0" w:after="0" w:line="240" w:lineRule="auto"/>
       </w:pPr>
-      <w:rPr/>
       <w:tblPr/>
       <w:tcPr>
         <w:tcBorders>
@@ -9403,7 +9897,6 @@
       <w:pPr>
         <w:spacing w:before="0" w:after="0" w:line="240" w:lineRule="auto"/>
       </w:pPr>
-      <w:rPr/>
       <w:tblPr/>
       <w:tcPr>
         <w:tcBorders>
@@ -9549,7 +10042,6 @@
       <w:pPr>
         <w:spacing w:before="0" w:after="0" w:line="240" w:lineRule="auto"/>
       </w:pPr>
-      <w:rPr/>
       <w:tblPr/>
       <w:tcPr>
         <w:tcBorders>
